--- a/sql.docx
+++ b/sql.docx
@@ -220,6 +220,2693 @@
           <w:sz w:val="20"/>
           <w:szCs w:val="20"/>
           <w:lang w:val="en-IN"/>
+        </w:rPr>
+      </w:pPr>
+    </w:p>
+    <w:p>
+      <w:pPr>
+        <w:rPr>
+          <w:sz w:val="20"/>
+          <w:szCs w:val="20"/>
+          <w:lang w:val="en-IN"/>
+        </w:rPr>
+      </w:pPr>
+    </w:p>
+    <w:p>
+      <w:pPr>
+        <w:rPr>
+          <w:sz w:val="20"/>
+          <w:szCs w:val="20"/>
+          <w:lang w:val="en-IN"/>
+        </w:rPr>
+      </w:pPr>
+      <w:r>
+        <w:rPr>
+          <w:sz w:val="20"/>
+          <w:szCs w:val="20"/>
+          <w:lang w:val="en-IN"/>
+        </w:rPr>
+        <w:t>SELECT DISTINCT department, salary</w:t>
+      </w:r>
+    </w:p>
+    <w:p>
+      <w:pPr>
+        <w:rPr>
+          <w:sz w:val="20"/>
+          <w:szCs w:val="20"/>
+          <w:lang w:val="en-IN"/>
+        </w:rPr>
+      </w:pPr>
+      <w:r>
+        <w:rPr>
+          <w:sz w:val="20"/>
+          <w:szCs w:val="20"/>
+          <w:lang w:val="en-IN"/>
+        </w:rPr>
+        <w:t>FROM employee;</w:t>
+      </w:r>
+    </w:p>
+    <w:p>
+      <w:pPr>
+        <w:rPr>
+          <w:sz w:val="20"/>
+          <w:szCs w:val="20"/>
+        </w:rPr>
+      </w:pPr>
+      <w:r>
+        <w:rPr>
+          <w:sz w:val="20"/>
+          <w:szCs w:val="20"/>
+          <w:highlight w:val="cyan"/>
+        </w:rPr>
+        <w:t>It removes duplicate (department, salary) combinations, not duplicates independently from each column.</w:t>
+      </w:r>
+    </w:p>
+    <w:p>
+      <w:pPr>
+        <w:rPr>
+          <w:sz w:val="20"/>
+          <w:szCs w:val="20"/>
+        </w:rPr>
+      </w:pPr>
+      <w:proofErr w:type="spellStart"/>
+      <w:r>
+        <w:rPr>
+          <w:sz w:val="20"/>
+          <w:szCs w:val="20"/>
+        </w:rPr>
+        <w:t>OffSet</w:t>
+      </w:r>
+      <w:proofErr w:type="spellEnd"/>
+      <w:r>
+        <w:rPr>
+          <w:sz w:val="20"/>
+          <w:szCs w:val="20"/>
+        </w:rPr>
+        <w:t>:</w:t>
+      </w:r>
+    </w:p>
+    <w:p>
+      <w:pPr>
+        <w:rPr>
+          <w:sz w:val="20"/>
+          <w:szCs w:val="20"/>
+          <w:lang w:val="en-IN"/>
+        </w:rPr>
+      </w:pPr>
+      <w:r>
+        <w:rPr>
+          <w:sz w:val="20"/>
+          <w:szCs w:val="20"/>
+          <w:lang w:val="en-IN"/>
+        </w:rPr>
+        <w:t>SELECT *</w:t>
+      </w:r>
+    </w:p>
+    <w:p>
+      <w:pPr>
+        <w:rPr>
+          <w:sz w:val="20"/>
+          <w:szCs w:val="20"/>
+          <w:lang w:val="en-IN"/>
+        </w:rPr>
+      </w:pPr>
+      <w:r>
+        <w:rPr>
+          <w:sz w:val="20"/>
+          <w:szCs w:val="20"/>
+          <w:lang w:val="en-IN"/>
+        </w:rPr>
+        <w:t>FROM employee</w:t>
+      </w:r>
+    </w:p>
+    <w:p>
+      <w:pPr>
+        <w:rPr>
+          <w:sz w:val="20"/>
+          <w:szCs w:val="20"/>
+          <w:lang w:val="en-IN"/>
+        </w:rPr>
+      </w:pPr>
+      <w:r>
+        <w:rPr>
+          <w:sz w:val="20"/>
+          <w:szCs w:val="20"/>
+          <w:lang w:val="en-IN"/>
+        </w:rPr>
+        <w:t>ORDER BY id</w:t>
+      </w:r>
+    </w:p>
+    <w:p>
+      <w:pPr>
+        <w:rPr>
+          <w:sz w:val="20"/>
+          <w:szCs w:val="20"/>
+          <w:lang w:val="en-IN"/>
+        </w:rPr>
+      </w:pPr>
+      <w:r>
+        <w:rPr>
+          <w:sz w:val="20"/>
+          <w:szCs w:val="20"/>
+          <w:lang w:val="en-IN"/>
+        </w:rPr>
+        <w:t>LIMIT 10 OFFSET 20;</w:t>
+      </w:r>
+    </w:p>
+    <w:p>
+      <w:pPr>
+        <w:rPr>
+          <w:sz w:val="20"/>
+          <w:szCs w:val="20"/>
+        </w:rPr>
+      </w:pPr>
+      <w:r>
+        <w:rPr>
+          <w:sz w:val="20"/>
+          <w:szCs w:val="20"/>
+          <w:highlight w:val="cyan"/>
+        </w:rPr>
+        <w:t>Skip 20 rows and return the next 10.</w:t>
+      </w:r>
+    </w:p>
+    <w:p>
+      <w:pPr>
+        <w:rPr>
+          <w:sz w:val="20"/>
+          <w:szCs w:val="20"/>
+        </w:rPr>
+      </w:pPr>
+    </w:p>
+    <w:p>
+      <w:pPr>
+        <w:rPr>
+          <w:sz w:val="20"/>
+          <w:szCs w:val="20"/>
+          <w:lang w:val="en-IN"/>
+        </w:rPr>
+      </w:pPr>
+      <w:r>
+        <w:rPr>
+          <w:sz w:val="20"/>
+          <w:szCs w:val="20"/>
+          <w:lang w:val="en-IN"/>
+        </w:rPr>
+        <w:t xml:space="preserve">WHERE </w:t>
+      </w:r>
+      <w:proofErr w:type="spellStart"/>
+      <w:r>
+        <w:rPr>
+          <w:sz w:val="20"/>
+          <w:szCs w:val="20"/>
+          <w:lang w:val="en-IN"/>
+        </w:rPr>
+        <w:t>manager_id</w:t>
+      </w:r>
+      <w:proofErr w:type="spellEnd"/>
+      <w:r>
+        <w:rPr>
+          <w:sz w:val="20"/>
+          <w:szCs w:val="20"/>
+          <w:lang w:val="en-IN"/>
+        </w:rPr>
+        <w:t xml:space="preserve"> = NULL;</w:t>
+      </w:r>
+      <w:r>
+        <w:rPr>
+          <w:sz w:val="20"/>
+          <w:szCs w:val="20"/>
+          <w:lang w:val="en-IN"/>
+        </w:rPr>
+        <w:t xml:space="preserve"> -&gt; wrong</w:t>
+      </w:r>
+    </w:p>
+    <w:p>
+      <w:pPr>
+        <w:rPr>
+          <w:sz w:val="20"/>
+          <w:szCs w:val="20"/>
+          <w:lang w:val="en-IN"/>
+        </w:rPr>
+      </w:pPr>
+      <w:r>
+        <w:rPr>
+          <w:sz w:val="20"/>
+          <w:szCs w:val="20"/>
+          <w:lang w:val="en-IN"/>
+        </w:rPr>
+        <w:t xml:space="preserve">WHERE </w:t>
+      </w:r>
+      <w:proofErr w:type="spellStart"/>
+      <w:r>
+        <w:rPr>
+          <w:sz w:val="20"/>
+          <w:szCs w:val="20"/>
+          <w:lang w:val="en-IN"/>
+        </w:rPr>
+        <w:t>manager_id</w:t>
+      </w:r>
+      <w:proofErr w:type="spellEnd"/>
+      <w:r>
+        <w:rPr>
+          <w:sz w:val="20"/>
+          <w:szCs w:val="20"/>
+          <w:lang w:val="en-IN"/>
+        </w:rPr>
+        <w:t xml:space="preserve"> = NULL;</w:t>
+      </w:r>
+      <w:r>
+        <w:rPr>
+          <w:sz w:val="20"/>
+          <w:szCs w:val="20"/>
+          <w:lang w:val="en-IN"/>
+        </w:rPr>
+        <w:t xml:space="preserve">/IS NOT NULL -&gt; correct </w:t>
+      </w:r>
+    </w:p>
+    <w:p>
+      <w:pPr>
+        <w:rPr>
+          <w:sz w:val="20"/>
+          <w:szCs w:val="20"/>
+        </w:rPr>
+      </w:pPr>
+      <w:r>
+        <w:rPr>
+          <w:sz w:val="20"/>
+          <w:szCs w:val="20"/>
+        </w:rPr>
+        <w:t>Because NULL represents an unknown/missing value, and comparisons with NULL don't evaluate to TRUE. SQL provides IS NULL and IS NOT NULL for this purpose.</w:t>
+      </w:r>
+    </w:p>
+    <w:p>
+      <w:pPr>
+        <w:rPr>
+          <w:sz w:val="20"/>
+          <w:szCs w:val="20"/>
+        </w:rPr>
+      </w:pPr>
+    </w:p>
+    <w:p>
+      <w:pPr>
+        <w:rPr>
+          <w:sz w:val="20"/>
+          <w:szCs w:val="20"/>
+        </w:rPr>
+      </w:pPr>
+      <w:proofErr w:type="gramStart"/>
+      <w:r>
+        <w:rPr>
+          <w:sz w:val="20"/>
+          <w:szCs w:val="20"/>
+        </w:rPr>
+        <w:t>COALESCE(</w:t>
+      </w:r>
+      <w:proofErr w:type="gramEnd"/>
+      <w:r>
+        <w:rPr>
+          <w:sz w:val="20"/>
+          <w:szCs w:val="20"/>
+        </w:rPr>
+        <w:t xml:space="preserve">): </w:t>
+      </w:r>
+    </w:p>
+    <w:p>
+      <w:pPr>
+        <w:rPr>
+          <w:sz w:val="20"/>
+          <w:szCs w:val="20"/>
+        </w:rPr>
+      </w:pPr>
+      <w:proofErr w:type="gramStart"/>
+      <w:r>
+        <w:rPr>
+          <w:sz w:val="20"/>
+          <w:szCs w:val="20"/>
+        </w:rPr>
+        <w:t>COALESCE(</w:t>
+      </w:r>
+      <w:proofErr w:type="gramEnd"/>
+      <w:r>
+        <w:rPr>
+          <w:sz w:val="20"/>
+          <w:szCs w:val="20"/>
+        </w:rPr>
+        <w:t>) returns the first non-NULL value, commonly used to replace NULL with a default value.</w:t>
+      </w:r>
+    </w:p>
+    <w:p>
+      <w:pPr>
+        <w:rPr>
+          <w:sz w:val="20"/>
+          <w:szCs w:val="20"/>
+        </w:rPr>
+      </w:pPr>
+      <w:proofErr w:type="gramStart"/>
+      <w:r>
+        <w:rPr>
+          <w:sz w:val="20"/>
+          <w:szCs w:val="20"/>
+        </w:rPr>
+        <w:t>COALESCE(</w:t>
+      </w:r>
+      <w:proofErr w:type="gramEnd"/>
+      <w:r>
+        <w:rPr>
+          <w:sz w:val="20"/>
+          <w:szCs w:val="20"/>
+        </w:rPr>
+        <w:t>) can return different values, but the replacement value should be compatible with the column's data type (or explicitly converted).</w:t>
+      </w:r>
+    </w:p>
+    <w:p>
+      <w:pPr>
+        <w:rPr>
+          <w:sz w:val="20"/>
+          <w:szCs w:val="20"/>
+          <w:lang w:val="en-IN"/>
+        </w:rPr>
+      </w:pPr>
+      <w:r>
+        <w:rPr>
+          <w:sz w:val="20"/>
+          <w:szCs w:val="20"/>
+          <w:lang w:val="en-IN"/>
+        </w:rPr>
+        <w:t xml:space="preserve">SELECT name, </w:t>
+      </w:r>
+      <w:proofErr w:type="gramStart"/>
+      <w:r>
+        <w:rPr>
+          <w:sz w:val="20"/>
+          <w:szCs w:val="20"/>
+          <w:lang w:val="en-IN"/>
+        </w:rPr>
+        <w:t>COALESCE(</w:t>
+      </w:r>
+      <w:proofErr w:type="gramEnd"/>
+      <w:r>
+        <w:rPr>
+          <w:sz w:val="20"/>
+          <w:szCs w:val="20"/>
+          <w:lang w:val="en-IN"/>
+        </w:rPr>
+        <w:t>bonus</w:t>
+      </w:r>
+      <w:r>
+        <w:rPr>
+          <w:sz w:val="20"/>
+          <w:szCs w:val="20"/>
+          <w:lang w:val="en-IN"/>
+        </w:rPr>
+        <w:t>,0</w:t>
+      </w:r>
+      <w:r>
+        <w:rPr>
+          <w:sz w:val="20"/>
+          <w:szCs w:val="20"/>
+          <w:lang w:val="en-IN"/>
+        </w:rPr>
+        <w:t>) AS bonus</w:t>
+      </w:r>
+    </w:p>
+    <w:p>
+      <w:pPr>
+        <w:rPr>
+          <w:sz w:val="20"/>
+          <w:szCs w:val="20"/>
+          <w:lang w:val="en-IN"/>
+        </w:rPr>
+      </w:pPr>
+      <w:r>
+        <w:rPr>
+          <w:sz w:val="20"/>
+          <w:szCs w:val="20"/>
+          <w:lang w:val="en-IN"/>
+        </w:rPr>
+        <w:t>FROM employee;</w:t>
+      </w:r>
+    </w:p>
+    <w:p>
+      <w:pPr>
+        <w:rPr>
+          <w:b/>
+          <w:bCs/>
+          <w:sz w:val="20"/>
+          <w:szCs w:val="20"/>
+          <w:lang w:val="en-IN"/>
+        </w:rPr>
+      </w:pPr>
+      <w:r>
+        <w:rPr>
+          <w:b/>
+          <w:bCs/>
+          <w:sz w:val="20"/>
+          <w:szCs w:val="20"/>
+          <w:lang w:val="en-IN"/>
+        </w:rPr>
+        <w:t>CASE:</w:t>
+      </w:r>
+    </w:p>
+    <w:p>
+      <w:pPr>
+        <w:rPr>
+          <w:sz w:val="12"/>
+          <w:szCs w:val="12"/>
+          <w:lang w:val="en-IN"/>
+        </w:rPr>
+      </w:pPr>
+      <w:r>
+        <w:rPr>
+          <w:sz w:val="12"/>
+          <w:szCs w:val="12"/>
+          <w:lang w:val="en-IN"/>
+        </w:rPr>
+        <w:t>SELECT name,</w:t>
+      </w:r>
+    </w:p>
+    <w:p>
+      <w:pPr>
+        <w:rPr>
+          <w:sz w:val="12"/>
+          <w:szCs w:val="12"/>
+          <w:lang w:val="en-IN"/>
+        </w:rPr>
+      </w:pPr>
+      <w:r>
+        <w:rPr>
+          <w:sz w:val="12"/>
+          <w:szCs w:val="12"/>
+          <w:lang w:val="en-IN"/>
+        </w:rPr>
+        <w:t xml:space="preserve">       salary,</w:t>
+      </w:r>
+    </w:p>
+    <w:p>
+      <w:pPr>
+        <w:rPr>
+          <w:sz w:val="12"/>
+          <w:szCs w:val="12"/>
+          <w:lang w:val="en-IN"/>
+        </w:rPr>
+      </w:pPr>
+      <w:r>
+        <w:rPr>
+          <w:sz w:val="12"/>
+          <w:szCs w:val="12"/>
+          <w:lang w:val="en-IN"/>
+        </w:rPr>
+        <w:t xml:space="preserve">       CASE</w:t>
+      </w:r>
+    </w:p>
+    <w:p>
+      <w:pPr>
+        <w:rPr>
+          <w:sz w:val="12"/>
+          <w:szCs w:val="12"/>
+          <w:lang w:val="en-IN"/>
+        </w:rPr>
+      </w:pPr>
+      <w:r>
+        <w:rPr>
+          <w:sz w:val="12"/>
+          <w:szCs w:val="12"/>
+          <w:lang w:val="en-IN"/>
+        </w:rPr>
+        <w:t xml:space="preserve">           WHEN salary &gt;= 80000 THEN 'HIGH'</w:t>
+      </w:r>
+    </w:p>
+    <w:p>
+      <w:pPr>
+        <w:rPr>
+          <w:sz w:val="12"/>
+          <w:szCs w:val="12"/>
+          <w:lang w:val="en-IN"/>
+        </w:rPr>
+      </w:pPr>
+      <w:r>
+        <w:rPr>
+          <w:sz w:val="12"/>
+          <w:szCs w:val="12"/>
+          <w:lang w:val="en-IN"/>
+        </w:rPr>
+        <w:t xml:space="preserve">           WHEN salary &gt;= 50000 THEN 'MEDIUM'</w:t>
+      </w:r>
+    </w:p>
+    <w:p>
+      <w:pPr>
+        <w:rPr>
+          <w:sz w:val="12"/>
+          <w:szCs w:val="12"/>
+          <w:lang w:val="en-IN"/>
+        </w:rPr>
+      </w:pPr>
+      <w:r>
+        <w:rPr>
+          <w:sz w:val="12"/>
+          <w:szCs w:val="12"/>
+          <w:lang w:val="en-IN"/>
+        </w:rPr>
+        <w:t xml:space="preserve">           ELSE 'LOW'</w:t>
+      </w:r>
+    </w:p>
+    <w:p>
+      <w:pPr>
+        <w:rPr>
+          <w:sz w:val="12"/>
+          <w:szCs w:val="12"/>
+          <w:lang w:val="en-IN"/>
+        </w:rPr>
+      </w:pPr>
+      <w:r>
+        <w:rPr>
+          <w:sz w:val="12"/>
+          <w:szCs w:val="12"/>
+          <w:lang w:val="en-IN"/>
+        </w:rPr>
+        <w:t xml:space="preserve">       END AS </w:t>
+      </w:r>
+      <w:proofErr w:type="spellStart"/>
+      <w:r>
+        <w:rPr>
+          <w:sz w:val="12"/>
+          <w:szCs w:val="12"/>
+          <w:lang w:val="en-IN"/>
+        </w:rPr>
+        <w:t>salary_category</w:t>
+      </w:r>
+      <w:proofErr w:type="spellEnd"/>
+    </w:p>
+    <w:p>
+      <w:pPr>
+        <w:rPr>
+          <w:sz w:val="12"/>
+          <w:szCs w:val="12"/>
+          <w:lang w:val="en-IN"/>
+        </w:rPr>
+      </w:pPr>
+      <w:r>
+        <w:rPr>
+          <w:sz w:val="12"/>
+          <w:szCs w:val="12"/>
+          <w:lang w:val="en-IN"/>
+        </w:rPr>
+        <w:lastRenderedPageBreak/>
+        <w:t>FROM employee;</w:t>
+      </w:r>
+    </w:p>
+    <w:p>
+      <w:pPr>
+        <w:rPr>
+          <w:sz w:val="12"/>
+          <w:szCs w:val="12"/>
+          <w:lang w:val="en-IN"/>
+        </w:rPr>
+      </w:pPr>
+    </w:p>
+    <w:p>
+      <w:pPr>
+        <w:rPr>
+          <w:sz w:val="20"/>
+          <w:szCs w:val="20"/>
+        </w:rPr>
+      </w:pPr>
+      <w:r>
+        <w:rPr>
+          <w:sz w:val="20"/>
+          <w:szCs w:val="20"/>
+          <w:lang w:val="en-IN"/>
+        </w:rPr>
+        <w:t xml:space="preserve">=Null does not work -&gt; </w:t>
+      </w:r>
+      <w:r>
+        <w:rPr>
+          <w:sz w:val="20"/>
+          <w:szCs w:val="20"/>
+        </w:rPr>
+        <w:t>Because NULL represents an unknown/missing value, and comparisons with NULL don't evaluate to TRUE. SQL provides IS NULL and IS NOT NULL for this purpose</w:t>
+      </w:r>
+    </w:p>
+    <w:p>
+      <w:pPr>
+        <w:rPr>
+          <w:sz w:val="20"/>
+          <w:szCs w:val="20"/>
+        </w:rPr>
+      </w:pPr>
+      <w:r>
+        <w:rPr>
+          <w:sz w:val="20"/>
+          <w:szCs w:val="20"/>
+        </w:rPr>
+        <w:t xml:space="preserve">SQL uses </w:t>
+      </w:r>
+      <w:r>
+        <w:rPr>
+          <w:b/>
+          <w:bCs/>
+          <w:sz w:val="20"/>
+          <w:szCs w:val="20"/>
+        </w:rPr>
+        <w:t>three-valued logic</w:t>
+      </w:r>
+      <w:r>
+        <w:rPr>
+          <w:sz w:val="20"/>
+          <w:szCs w:val="20"/>
+        </w:rPr>
+        <w:t>:</w:t>
+      </w:r>
+    </w:p>
+    <w:p>
+      <w:pPr>
+        <w:rPr>
+          <w:sz w:val="20"/>
+          <w:szCs w:val="20"/>
+        </w:rPr>
+      </w:pPr>
+      <w:r>
+        <w:rPr>
+          <w:sz w:val="20"/>
+          <w:szCs w:val="20"/>
+        </w:rPr>
+        <w:t>TRUE</w:t>
+      </w:r>
+      <w:r>
+        <w:rPr>
+          <w:sz w:val="20"/>
+          <w:szCs w:val="20"/>
+        </w:rPr>
+        <w:t xml:space="preserve">, </w:t>
+      </w:r>
+      <w:r>
+        <w:rPr>
+          <w:sz w:val="20"/>
+          <w:szCs w:val="20"/>
+        </w:rPr>
+        <w:t>FALSE</w:t>
+      </w:r>
+      <w:r>
+        <w:rPr>
+          <w:sz w:val="20"/>
+          <w:szCs w:val="20"/>
+        </w:rPr>
+        <w:t xml:space="preserve">, </w:t>
+      </w:r>
+      <w:r>
+        <w:rPr>
+          <w:sz w:val="20"/>
+          <w:szCs w:val="20"/>
+        </w:rPr>
+        <w:t>UNKNOWN</w:t>
+      </w:r>
+    </w:p>
+    <w:p>
+      <w:pPr>
+        <w:rPr>
+          <w:sz w:val="20"/>
+          <w:szCs w:val="20"/>
+        </w:rPr>
+      </w:pPr>
+      <w:r>
+        <w:rPr>
+          <w:sz w:val="20"/>
+          <w:szCs w:val="20"/>
+        </w:rPr>
+        <w:t>Comparing something with NULL generally produces UNKNOWN.</w:t>
+      </w:r>
+    </w:p>
+    <w:p>
+      <w:pPr>
+        <w:rPr>
+          <w:b/>
+          <w:bCs/>
+          <w:sz w:val="20"/>
+          <w:szCs w:val="20"/>
+        </w:rPr>
+      </w:pPr>
+      <w:r>
+        <w:rPr>
+          <w:b/>
+          <w:bCs/>
+          <w:sz w:val="20"/>
+          <w:szCs w:val="20"/>
+        </w:rPr>
+        <w:t>Constraints:</w:t>
+      </w:r>
+    </w:p>
+    <w:p>
+      <w:pPr>
+        <w:rPr>
+          <w:sz w:val="20"/>
+          <w:szCs w:val="20"/>
+        </w:rPr>
+      </w:pPr>
+      <w:r>
+        <w:rPr>
+          <w:sz w:val="20"/>
+          <w:szCs w:val="20"/>
+        </w:rPr>
+        <w:t>PK, FK, UNIQUE, NOT NULL, CHECK, DEFAULT.</w:t>
+      </w:r>
+    </w:p>
+    <w:p>
+      <w:pPr>
+        <w:rPr>
+          <w:sz w:val="14"/>
+          <w:szCs w:val="14"/>
+        </w:rPr>
+      </w:pPr>
+      <w:r>
+        <w:rPr>
+          <w:sz w:val="14"/>
+          <w:szCs w:val="14"/>
+        </w:rPr>
+        <w:t>CREATE TABLE employee (</w:t>
+      </w:r>
+    </w:p>
+    <w:p>
+      <w:pPr>
+        <w:rPr>
+          <w:sz w:val="14"/>
+          <w:szCs w:val="14"/>
+        </w:rPr>
+      </w:pPr>
+      <w:r>
+        <w:rPr>
+          <w:sz w:val="14"/>
+          <w:szCs w:val="14"/>
+        </w:rPr>
+        <w:t xml:space="preserve">    id INT PRIMARY KEY,</w:t>
+      </w:r>
+    </w:p>
+    <w:p>
+      <w:pPr>
+        <w:rPr>
+          <w:sz w:val="14"/>
+          <w:szCs w:val="14"/>
+        </w:rPr>
+      </w:pPr>
+      <w:r>
+        <w:rPr>
+          <w:sz w:val="14"/>
+          <w:szCs w:val="14"/>
+        </w:rPr>
+        <w:t xml:space="preserve">    name </w:t>
+      </w:r>
+      <w:proofErr w:type="gramStart"/>
+      <w:r>
+        <w:rPr>
+          <w:sz w:val="14"/>
+          <w:szCs w:val="14"/>
+        </w:rPr>
+        <w:t>VARCHAR(</w:t>
+      </w:r>
+      <w:proofErr w:type="gramEnd"/>
+      <w:r>
+        <w:rPr>
+          <w:sz w:val="14"/>
+          <w:szCs w:val="14"/>
+        </w:rPr>
+        <w:t>100) NOT NULL,</w:t>
+      </w:r>
+    </w:p>
+    <w:p>
+      <w:pPr>
+        <w:rPr>
+          <w:sz w:val="14"/>
+          <w:szCs w:val="14"/>
+        </w:rPr>
+      </w:pPr>
+      <w:r>
+        <w:rPr>
+          <w:sz w:val="14"/>
+          <w:szCs w:val="14"/>
+        </w:rPr>
+        <w:t xml:space="preserve">    email </w:t>
+      </w:r>
+      <w:proofErr w:type="gramStart"/>
+      <w:r>
+        <w:rPr>
+          <w:sz w:val="14"/>
+          <w:szCs w:val="14"/>
+        </w:rPr>
+        <w:t>VARCHAR(</w:t>
+      </w:r>
+      <w:proofErr w:type="gramEnd"/>
+      <w:r>
+        <w:rPr>
+          <w:sz w:val="14"/>
+          <w:szCs w:val="14"/>
+        </w:rPr>
+        <w:t>100) UNIQUE,</w:t>
+      </w:r>
+    </w:p>
+    <w:p>
+      <w:pPr>
+        <w:rPr>
+          <w:sz w:val="14"/>
+          <w:szCs w:val="14"/>
+        </w:rPr>
+      </w:pPr>
+      <w:r>
+        <w:rPr>
+          <w:sz w:val="14"/>
+          <w:szCs w:val="14"/>
+        </w:rPr>
+        <w:t xml:space="preserve">    salary </w:t>
+      </w:r>
+      <w:proofErr w:type="gramStart"/>
+      <w:r>
+        <w:rPr>
+          <w:sz w:val="14"/>
+          <w:szCs w:val="14"/>
+        </w:rPr>
+        <w:t>DECIMAL(</w:t>
+      </w:r>
+      <w:proofErr w:type="gramEnd"/>
+      <w:r>
+        <w:rPr>
+          <w:sz w:val="14"/>
+          <w:szCs w:val="14"/>
+        </w:rPr>
+        <w:t>10,2) CHECK (salary &gt; 0),</w:t>
+      </w:r>
+    </w:p>
+    <w:p>
+      <w:pPr>
+        <w:rPr>
+          <w:sz w:val="14"/>
+          <w:szCs w:val="14"/>
+        </w:rPr>
+      </w:pPr>
+      <w:r>
+        <w:rPr>
+          <w:sz w:val="14"/>
+          <w:szCs w:val="14"/>
+        </w:rPr>
+        <w:t xml:space="preserve">    </w:t>
+      </w:r>
+      <w:proofErr w:type="spellStart"/>
+      <w:r>
+        <w:rPr>
+          <w:sz w:val="14"/>
+          <w:szCs w:val="14"/>
+        </w:rPr>
+        <w:t>department_id</w:t>
+      </w:r>
+      <w:proofErr w:type="spellEnd"/>
+      <w:r>
+        <w:rPr>
+          <w:sz w:val="14"/>
+          <w:szCs w:val="14"/>
+        </w:rPr>
+        <w:t xml:space="preserve"> INT,</w:t>
+      </w:r>
+    </w:p>
+    <w:p>
+      <w:pPr>
+        <w:rPr>
+          <w:sz w:val="14"/>
+          <w:szCs w:val="14"/>
+        </w:rPr>
+      </w:pPr>
+      <w:r>
+        <w:rPr>
+          <w:sz w:val="14"/>
+          <w:szCs w:val="14"/>
+        </w:rPr>
+        <w:t xml:space="preserve">    status </w:t>
+      </w:r>
+      <w:proofErr w:type="gramStart"/>
+      <w:r>
+        <w:rPr>
+          <w:sz w:val="14"/>
+          <w:szCs w:val="14"/>
+        </w:rPr>
+        <w:t>VARCHAR(</w:t>
+      </w:r>
+      <w:proofErr w:type="gramEnd"/>
+      <w:r>
+        <w:rPr>
+          <w:sz w:val="14"/>
+          <w:szCs w:val="14"/>
+        </w:rPr>
+        <w:t>20) DEFAULT 'ACTIVE'</w:t>
+      </w:r>
+    </w:p>
+    <w:p>
+      <w:pPr>
+        <w:rPr>
+          <w:sz w:val="14"/>
+          <w:szCs w:val="14"/>
+        </w:rPr>
+      </w:pPr>
+      <w:r>
+        <w:rPr>
+          <w:sz w:val="14"/>
+          <w:szCs w:val="14"/>
+        </w:rPr>
+        <w:t>);</w:t>
+      </w:r>
+    </w:p>
+    <w:p>
+      <w:pPr>
+        <w:rPr>
+          <w:b/>
+          <w:bCs/>
+          <w:sz w:val="14"/>
+          <w:szCs w:val="14"/>
+        </w:rPr>
+      </w:pPr>
+      <w:r>
+        <w:rPr>
+          <w:b/>
+          <w:bCs/>
+          <w:sz w:val="14"/>
+          <w:szCs w:val="14"/>
+        </w:rPr>
+        <w:t>PK</w:t>
+      </w:r>
+      <w:r>
+        <w:rPr>
+          <w:sz w:val="14"/>
+          <w:szCs w:val="14"/>
+        </w:rPr>
+        <w:t xml:space="preserve">: </w:t>
+      </w:r>
+      <w:r>
+        <w:rPr>
+          <w:sz w:val="14"/>
+          <w:szCs w:val="14"/>
+        </w:rPr>
+        <w:t xml:space="preserve">Can contain multiple columns → </w:t>
+      </w:r>
+      <w:r>
+        <w:rPr>
+          <w:b/>
+          <w:bCs/>
+          <w:sz w:val="14"/>
+          <w:szCs w:val="14"/>
+        </w:rPr>
+        <w:t>composite primary key</w:t>
+      </w:r>
+    </w:p>
+    <w:p>
+      <w:pPr>
+        <w:rPr>
+          <w:sz w:val="14"/>
+          <w:szCs w:val="14"/>
+        </w:rPr>
+      </w:pPr>
+      <w:r>
+        <w:rPr>
+          <w:b/>
+          <w:bCs/>
+          <w:sz w:val="14"/>
+          <w:szCs w:val="14"/>
+        </w:rPr>
+        <w:t>Unique Key</w:t>
+      </w:r>
+      <w:r>
+        <w:rPr>
+          <w:b/>
+          <w:bCs/>
+          <w:sz w:val="14"/>
+          <w:szCs w:val="14"/>
+        </w:rPr>
+        <w:t>-</w:t>
+      </w:r>
+      <w:proofErr w:type="gramStart"/>
+      <w:r>
+        <w:rPr>
+          <w:b/>
+          <w:bCs/>
+          <w:sz w:val="14"/>
+          <w:szCs w:val="14"/>
+        </w:rPr>
+        <w:t xml:space="preserve">&gt; </w:t>
+      </w:r>
+      <w:r>
+        <w:rPr>
+          <w:sz w:val="14"/>
+          <w:szCs w:val="14"/>
+        </w:rPr>
+        <w:t xml:space="preserve"> null</w:t>
+      </w:r>
+      <w:proofErr w:type="gramEnd"/>
+      <w:r>
+        <w:rPr>
+          <w:sz w:val="14"/>
+          <w:szCs w:val="14"/>
+        </w:rPr>
+        <w:t xml:space="preserve"> behavior depends on </w:t>
+      </w:r>
+      <w:proofErr w:type="spellStart"/>
+      <w:r>
+        <w:rPr>
+          <w:sz w:val="14"/>
+          <w:szCs w:val="14"/>
+        </w:rPr>
+        <w:t>db</w:t>
+      </w:r>
+      <w:proofErr w:type="spellEnd"/>
+    </w:p>
+    <w:p>
+      <w:pPr>
+        <w:rPr>
+          <w:sz w:val="14"/>
+          <w:szCs w:val="14"/>
+        </w:rPr>
+      </w:pPr>
+      <w:r>
+        <w:rPr>
+          <w:sz w:val="14"/>
+          <w:szCs w:val="14"/>
+        </w:rPr>
+        <w:t xml:space="preserve">salary </w:t>
+      </w:r>
+      <w:proofErr w:type="gramStart"/>
+      <w:r>
+        <w:rPr>
+          <w:sz w:val="14"/>
+          <w:szCs w:val="14"/>
+        </w:rPr>
+        <w:t>DECIMAL(</w:t>
+      </w:r>
+      <w:proofErr w:type="gramEnd"/>
+      <w:r>
+        <w:rPr>
+          <w:sz w:val="14"/>
+          <w:szCs w:val="14"/>
+        </w:rPr>
+        <w:t>10,2)</w:t>
+      </w:r>
+    </w:p>
+    <w:p>
+      <w:pPr>
+        <w:rPr>
+          <w:b/>
+          <w:bCs/>
+          <w:sz w:val="14"/>
+          <w:szCs w:val="14"/>
+        </w:rPr>
+      </w:pPr>
+      <w:r>
+        <w:rPr>
+          <w:b/>
+          <w:bCs/>
+          <w:sz w:val="14"/>
+          <w:szCs w:val="14"/>
+        </w:rPr>
+        <w:t>CHECK (salary &gt; 0)</w:t>
+      </w:r>
+    </w:p>
+    <w:p>
+      <w:pPr>
+        <w:rPr>
+          <w:sz w:val="14"/>
+          <w:szCs w:val="14"/>
+        </w:rPr>
+      </w:pPr>
+      <w:r>
+        <w:rPr>
+          <w:sz w:val="14"/>
+          <w:szCs w:val="14"/>
+        </w:rPr>
+        <w:t xml:space="preserve">status </w:t>
+      </w:r>
+      <w:proofErr w:type="gramStart"/>
+      <w:r>
+        <w:rPr>
+          <w:sz w:val="14"/>
+          <w:szCs w:val="14"/>
+        </w:rPr>
+        <w:t>VARCHAR(</w:t>
+      </w:r>
+      <w:proofErr w:type="gramEnd"/>
+      <w:r>
+        <w:rPr>
+          <w:sz w:val="14"/>
+          <w:szCs w:val="14"/>
+        </w:rPr>
+        <w:t xml:space="preserve">20) </w:t>
+      </w:r>
+      <w:r>
+        <w:rPr>
+          <w:b/>
+          <w:bCs/>
+          <w:sz w:val="14"/>
+          <w:szCs w:val="14"/>
+        </w:rPr>
+        <w:t>DEFAULT</w:t>
+      </w:r>
+      <w:r>
+        <w:rPr>
+          <w:sz w:val="14"/>
+          <w:szCs w:val="14"/>
+        </w:rPr>
+        <w:t xml:space="preserve"> 'ACTIVE'</w:t>
+      </w:r>
+    </w:p>
+    <w:p>
+      <w:pPr>
+        <w:rPr>
+          <w:b/>
+          <w:bCs/>
+          <w:sz w:val="14"/>
+          <w:szCs w:val="14"/>
+        </w:rPr>
+      </w:pPr>
+      <w:r>
+        <w:rPr>
+          <w:b/>
+          <w:bCs/>
+          <w:sz w:val="14"/>
+          <w:szCs w:val="14"/>
+        </w:rPr>
+        <w:t>FOREIGN KEY</w:t>
+      </w:r>
+    </w:p>
+    <w:p>
+      <w:pPr>
+        <w:rPr>
+          <w:sz w:val="14"/>
+          <w:szCs w:val="14"/>
+        </w:rPr>
+      </w:pPr>
+      <w:r>
+        <w:rPr>
+          <w:sz w:val="14"/>
+          <w:szCs w:val="14"/>
+        </w:rPr>
+        <w:t>CREATE TABLE employee (</w:t>
+      </w:r>
+    </w:p>
+    <w:p>
+      <w:pPr>
+        <w:rPr>
+          <w:sz w:val="14"/>
+          <w:szCs w:val="14"/>
+        </w:rPr>
+      </w:pPr>
+      <w:r>
+        <w:rPr>
+          <w:sz w:val="14"/>
+          <w:szCs w:val="14"/>
+        </w:rPr>
+        <w:t xml:space="preserve">    id INT PRIMARY KEY,</w:t>
+      </w:r>
+    </w:p>
+    <w:p>
+      <w:pPr>
+        <w:rPr>
+          <w:sz w:val="14"/>
+          <w:szCs w:val="14"/>
+        </w:rPr>
+      </w:pPr>
+      <w:r>
+        <w:rPr>
+          <w:sz w:val="14"/>
+          <w:szCs w:val="14"/>
+        </w:rPr>
+        <w:t xml:space="preserve">    name </w:t>
+      </w:r>
+      <w:proofErr w:type="gramStart"/>
+      <w:r>
+        <w:rPr>
+          <w:sz w:val="14"/>
+          <w:szCs w:val="14"/>
+        </w:rPr>
+        <w:t>VARCHAR(</w:t>
+      </w:r>
+      <w:proofErr w:type="gramEnd"/>
+      <w:r>
+        <w:rPr>
+          <w:sz w:val="14"/>
+          <w:szCs w:val="14"/>
+        </w:rPr>
+        <w:t>100),</w:t>
+      </w:r>
+    </w:p>
+    <w:p>
+      <w:pPr>
+        <w:rPr>
+          <w:sz w:val="14"/>
+          <w:szCs w:val="14"/>
+        </w:rPr>
+      </w:pPr>
+      <w:r>
+        <w:rPr>
+          <w:sz w:val="14"/>
+          <w:szCs w:val="14"/>
+        </w:rPr>
+        <w:t xml:space="preserve">    </w:t>
+      </w:r>
+      <w:proofErr w:type="spellStart"/>
+      <w:r>
+        <w:rPr>
+          <w:sz w:val="14"/>
+          <w:szCs w:val="14"/>
+        </w:rPr>
+        <w:t>department_id</w:t>
+      </w:r>
+      <w:proofErr w:type="spellEnd"/>
+      <w:r>
+        <w:rPr>
+          <w:sz w:val="14"/>
+          <w:szCs w:val="14"/>
+        </w:rPr>
+        <w:t xml:space="preserve"> INT,</w:t>
+      </w:r>
+    </w:p>
+    <w:p>
+      <w:pPr>
+        <w:rPr>
+          <w:sz w:val="14"/>
+          <w:szCs w:val="14"/>
+        </w:rPr>
+      </w:pPr>
+      <w:r>
+        <w:rPr>
+          <w:sz w:val="14"/>
+          <w:szCs w:val="14"/>
+        </w:rPr>
+        <w:t xml:space="preserve">    FOREIGN KEY (</w:t>
+      </w:r>
+      <w:proofErr w:type="spellStart"/>
+      <w:r>
+        <w:rPr>
+          <w:sz w:val="14"/>
+          <w:szCs w:val="14"/>
+        </w:rPr>
+        <w:t>department_id</w:t>
+      </w:r>
+      <w:proofErr w:type="spellEnd"/>
+      <w:r>
+        <w:rPr>
+          <w:sz w:val="14"/>
+          <w:szCs w:val="14"/>
+        </w:rPr>
+        <w:t>)</w:t>
+      </w:r>
+    </w:p>
+    <w:p>
+      <w:pPr>
+        <w:rPr>
+          <w:sz w:val="14"/>
+          <w:szCs w:val="14"/>
+        </w:rPr>
+      </w:pPr>
+      <w:r>
+        <w:rPr>
+          <w:sz w:val="14"/>
+          <w:szCs w:val="14"/>
+        </w:rPr>
+        <w:t xml:space="preserve">        REFERENCES department(id)</w:t>
+      </w:r>
+    </w:p>
+    <w:p>
+      <w:pPr>
+        <w:rPr>
+          <w:sz w:val="14"/>
+          <w:szCs w:val="14"/>
+        </w:rPr>
+      </w:pPr>
+      <w:r>
+        <w:rPr>
+          <w:sz w:val="14"/>
+          <w:szCs w:val="14"/>
+        </w:rPr>
+        <w:t>);</w:t>
+      </w:r>
+    </w:p>
+    <w:p>
+      <w:pPr>
+        <w:rPr>
+          <w:sz w:val="14"/>
+          <w:szCs w:val="14"/>
+        </w:rPr>
+      </w:pPr>
+      <w:r>
+        <w:rPr>
+          <w:sz w:val="14"/>
+          <w:szCs w:val="14"/>
+        </w:rPr>
+        <w:t>Referential integrity ensures that a foreign-key value must refer to an existing value in the parent table.</w:t>
+      </w:r>
+    </w:p>
+    <w:p>
+      <w:pPr>
+        <w:rPr>
+          <w:sz w:val="14"/>
+          <w:szCs w:val="14"/>
+        </w:rPr>
+      </w:pPr>
+      <w:r>
+        <w:rPr>
+          <w:sz w:val="14"/>
+          <w:szCs w:val="14"/>
+        </w:rPr>
+        <w:t>FK can contain null if not defined specifically</w:t>
+      </w:r>
+    </w:p>
+    <w:p>
+      <w:pPr>
+        <w:rPr>
+          <w:b/>
+          <w:bCs/>
+          <w:sz w:val="14"/>
+          <w:szCs w:val="14"/>
+        </w:rPr>
+      </w:pPr>
+      <w:r>
+        <w:rPr>
+          <w:b/>
+          <w:bCs/>
+          <w:sz w:val="14"/>
+          <w:szCs w:val="14"/>
+        </w:rPr>
+        <w:t>CASCADE:</w:t>
+      </w:r>
+    </w:p>
+    <w:p>
+      <w:pPr>
+        <w:rPr>
+          <w:sz w:val="14"/>
+          <w:szCs w:val="14"/>
+        </w:rPr>
+      </w:pPr>
+      <w:r>
+        <w:rPr>
+          <w:sz w:val="14"/>
+          <w:szCs w:val="14"/>
+        </w:rPr>
+        <w:t>FOREIGN KEY (</w:t>
+      </w:r>
+      <w:proofErr w:type="spellStart"/>
+      <w:r>
+        <w:rPr>
+          <w:sz w:val="14"/>
+          <w:szCs w:val="14"/>
+        </w:rPr>
+        <w:t>department_id</w:t>
+      </w:r>
+      <w:proofErr w:type="spellEnd"/>
+      <w:r>
+        <w:rPr>
+          <w:sz w:val="14"/>
+          <w:szCs w:val="14"/>
+        </w:rPr>
+        <w:t>)</w:t>
+      </w:r>
+    </w:p>
+    <w:p>
+      <w:pPr>
+        <w:rPr>
+          <w:sz w:val="14"/>
+          <w:szCs w:val="14"/>
+        </w:rPr>
+      </w:pPr>
+      <w:r>
+        <w:rPr>
+          <w:sz w:val="14"/>
+          <w:szCs w:val="14"/>
+        </w:rPr>
+        <w:t>REFERENCES department(id)</w:t>
+      </w:r>
+    </w:p>
+    <w:p>
+      <w:pPr>
+        <w:rPr>
+          <w:b/>
+          <w:bCs/>
+          <w:sz w:val="14"/>
+          <w:szCs w:val="14"/>
+        </w:rPr>
+      </w:pPr>
+      <w:r>
+        <w:rPr>
+          <w:b/>
+          <w:bCs/>
+          <w:sz w:val="14"/>
+          <w:szCs w:val="14"/>
+        </w:rPr>
+        <w:t>ON DELETE CASCADE / ON DELETE SET NULL</w:t>
+      </w:r>
+    </w:p>
+    <w:p>
+      <w:pPr>
+        <w:rPr>
+          <w:b/>
+          <w:bCs/>
+          <w:sz w:val="14"/>
+          <w:szCs w:val="14"/>
+        </w:rPr>
+      </w:pPr>
+      <w:r>
+        <w:rPr>
+          <w:b/>
+          <w:bCs/>
+          <w:sz w:val="14"/>
+          <w:szCs w:val="14"/>
+        </w:rPr>
+        <w:t>RESTRICT / NO ACTION</w:t>
+      </w:r>
+    </w:p>
+    <w:p>
+      <w:pPr>
+        <w:rPr>
+          <w:sz w:val="14"/>
+          <w:szCs w:val="14"/>
+        </w:rPr>
+      </w:pPr>
+      <w:r>
+        <w:rPr>
+          <w:sz w:val="14"/>
+          <w:szCs w:val="14"/>
+        </w:rPr>
+        <w:t>Prevents the parent deletion when dependent rows exist, with exact timing/behavior depending on the database.</w:t>
+      </w:r>
+    </w:p>
+    <w:p>
+      <w:pPr>
+        <w:rPr>
+          <w:sz w:val="14"/>
+          <w:szCs w:val="14"/>
+        </w:rPr>
+      </w:pPr>
+      <w:r>
+        <w:rPr>
+          <w:sz w:val="14"/>
+          <w:szCs w:val="14"/>
+        </w:rPr>
+        <w:t>Deleting the department can delete its referencing employees.</w:t>
+      </w:r>
+    </w:p>
+    <w:p>
+      <w:pPr>
+        <w:rPr>
+          <w:sz w:val="14"/>
+          <w:szCs w:val="14"/>
+        </w:rPr>
+      </w:pPr>
+      <w:r>
+        <w:rPr>
+          <w:sz w:val="14"/>
+          <w:szCs w:val="14"/>
+        </w:rPr>
+        <w:t xml:space="preserve">If not defined -&gt; </w:t>
+      </w:r>
+      <w:r>
+        <w:rPr>
+          <w:b/>
+          <w:bCs/>
+          <w:sz w:val="14"/>
+          <w:szCs w:val="14"/>
+        </w:rPr>
+        <w:t>RESTRICT / NO ACTION</w:t>
+      </w:r>
+      <w:r>
+        <w:rPr>
+          <w:sz w:val="14"/>
+          <w:szCs w:val="14"/>
+        </w:rPr>
+        <w:t xml:space="preserve"> → You cannot delete the parent row if child rows reference it.</w:t>
+      </w:r>
+    </w:p>
+    <w:p>
+      <w:pPr>
+        <w:rPr>
+          <w:sz w:val="14"/>
+          <w:szCs w:val="14"/>
+        </w:rPr>
+      </w:pPr>
+      <w:r>
+        <w:rPr>
+          <w:b/>
+          <w:bCs/>
+          <w:sz w:val="14"/>
+          <w:szCs w:val="14"/>
+        </w:rPr>
+        <w:t>Super Key:</w:t>
+      </w:r>
+      <w:r>
+        <w:rPr>
+          <w:b/>
+          <w:bCs/>
+          <w:sz w:val="14"/>
+          <w:szCs w:val="14"/>
+        </w:rPr>
+        <w:t xml:space="preserve"> </w:t>
+      </w:r>
+      <w:r>
+        <w:rPr>
+          <w:sz w:val="14"/>
+          <w:szCs w:val="14"/>
+        </w:rPr>
+        <w:t xml:space="preserve"> </w:t>
+      </w:r>
+      <w:r>
+        <w:rPr>
+          <w:sz w:val="14"/>
+          <w:szCs w:val="14"/>
+        </w:rPr>
+        <w:t>Any combination of attributes that can uniquely identify a row.</w:t>
+      </w:r>
+    </w:p>
+    <w:p>
+      <w:pPr>
+        <w:rPr>
+          <w:sz w:val="14"/>
+          <w:szCs w:val="14"/>
+        </w:rPr>
+      </w:pPr>
+      <w:r>
+        <w:rPr>
+          <w:b/>
+          <w:bCs/>
+          <w:sz w:val="14"/>
+          <w:szCs w:val="14"/>
+        </w:rPr>
+        <w:t xml:space="preserve">Candidate Key: </w:t>
+      </w:r>
+      <w:r>
+        <w:rPr>
+          <w:sz w:val="14"/>
+          <w:szCs w:val="14"/>
+        </w:rPr>
+        <w:t>Minimal Super Key</w:t>
+      </w:r>
+    </w:p>
+    <w:p>
+      <w:pPr>
+        <w:rPr>
+          <w:sz w:val="14"/>
+          <w:szCs w:val="14"/>
+        </w:rPr>
+      </w:pPr>
+      <w:r>
+        <w:rPr>
+          <w:sz w:val="14"/>
+          <w:szCs w:val="14"/>
+        </w:rPr>
+        <w:lastRenderedPageBreak/>
+        <w:t>One candidate key is selected as PK.</w:t>
+      </w:r>
+    </w:p>
+    <w:p>
+      <w:pPr>
+        <w:rPr>
+          <w:b/>
+          <w:bCs/>
+          <w:sz w:val="14"/>
+          <w:szCs w:val="14"/>
+        </w:rPr>
+      </w:pPr>
+      <w:r>
+        <w:rPr>
+          <w:b/>
+          <w:bCs/>
+          <w:sz w:val="14"/>
+          <w:szCs w:val="14"/>
+        </w:rPr>
+        <w:t>Natural Key vs Surrogate Key</w:t>
+      </w:r>
+    </w:p>
+    <w:p>
+      <w:pPr>
+        <w:rPr>
+          <w:sz w:val="14"/>
+          <w:szCs w:val="14"/>
+        </w:rPr>
+      </w:pPr>
+      <w:r>
+        <w:rPr>
+          <w:sz w:val="14"/>
+          <w:szCs w:val="14"/>
+        </w:rPr>
+        <w:t xml:space="preserve">Actual Key or </w:t>
+      </w:r>
+      <w:proofErr w:type="gramStart"/>
+      <w:r>
+        <w:rPr>
+          <w:sz w:val="14"/>
+          <w:szCs w:val="14"/>
+        </w:rPr>
+        <w:t>real world</w:t>
+      </w:r>
+      <w:proofErr w:type="gramEnd"/>
+      <w:r>
+        <w:rPr>
+          <w:sz w:val="14"/>
+          <w:szCs w:val="14"/>
+        </w:rPr>
+        <w:t xml:space="preserve"> entity -&gt; email, </w:t>
+      </w:r>
+      <w:proofErr w:type="spellStart"/>
+      <w:r>
+        <w:rPr>
+          <w:sz w:val="14"/>
+          <w:szCs w:val="14"/>
+        </w:rPr>
+        <w:t>passport_</w:t>
+      </w:r>
+      <w:proofErr w:type="gramStart"/>
+      <w:r>
+        <w:rPr>
+          <w:sz w:val="14"/>
+          <w:szCs w:val="14"/>
+        </w:rPr>
+        <w:t>number</w:t>
+      </w:r>
+      <w:proofErr w:type="spellEnd"/>
+      <w:r>
+        <w:rPr>
+          <w:sz w:val="14"/>
+          <w:szCs w:val="14"/>
+        </w:rPr>
+        <w:t xml:space="preserve"> ,</w:t>
+      </w:r>
+      <w:proofErr w:type="gramEnd"/>
+      <w:r>
+        <w:rPr>
+          <w:sz w:val="14"/>
+          <w:szCs w:val="14"/>
+        </w:rPr>
+        <w:t xml:space="preserve"> contact </w:t>
+      </w:r>
+    </w:p>
+    <w:p>
+      <w:pPr>
+        <w:rPr>
+          <w:sz w:val="14"/>
+          <w:szCs w:val="14"/>
+        </w:rPr>
+      </w:pPr>
+      <w:r>
+        <w:rPr>
+          <w:b/>
+          <w:bCs/>
+          <w:sz w:val="14"/>
+          <w:szCs w:val="14"/>
+        </w:rPr>
+        <w:t>Surrogate Key-&gt;</w:t>
+      </w:r>
+      <w:r>
+        <w:rPr>
+          <w:sz w:val="14"/>
+          <w:szCs w:val="14"/>
+        </w:rPr>
+        <w:t xml:space="preserve"> artificially generated identifier </w:t>
+      </w:r>
+      <w:proofErr w:type="spellStart"/>
+      <w:r>
+        <w:rPr>
+          <w:sz w:val="14"/>
+          <w:szCs w:val="14"/>
+        </w:rPr>
+        <w:t>eg</w:t>
+      </w:r>
+      <w:proofErr w:type="spellEnd"/>
+      <w:r>
+        <w:rPr>
+          <w:sz w:val="14"/>
+          <w:szCs w:val="14"/>
+        </w:rPr>
+        <w:t>: id INT GENERATED.</w:t>
+      </w:r>
+    </w:p>
+    <w:p>
+      <w:pPr>
+        <w:rPr>
+          <w:b/>
+          <w:bCs/>
+          <w:sz w:val="14"/>
+          <w:szCs w:val="14"/>
+        </w:rPr>
+      </w:pPr>
+      <w:r>
+        <w:rPr>
+          <w:b/>
+          <w:bCs/>
+          <w:sz w:val="14"/>
+          <w:szCs w:val="14"/>
+        </w:rPr>
+        <w:t>Between</w:t>
+      </w:r>
+    </w:p>
+    <w:p>
+      <w:pPr>
+        <w:rPr>
+          <w:sz w:val="14"/>
+          <w:szCs w:val="14"/>
+        </w:rPr>
+      </w:pPr>
+      <w:r>
+        <w:rPr>
+          <w:sz w:val="14"/>
+          <w:szCs w:val="14"/>
+        </w:rPr>
+        <w:t>SELECT *</w:t>
+      </w:r>
+    </w:p>
+    <w:p>
+      <w:pPr>
+        <w:rPr>
+          <w:sz w:val="14"/>
+          <w:szCs w:val="14"/>
+        </w:rPr>
+      </w:pPr>
+      <w:r>
+        <w:rPr>
+          <w:sz w:val="14"/>
+          <w:szCs w:val="14"/>
+        </w:rPr>
+        <w:t>FROM employee</w:t>
+      </w:r>
+    </w:p>
+    <w:p>
+      <w:pPr>
+        <w:rPr>
+          <w:sz w:val="14"/>
+          <w:szCs w:val="14"/>
+        </w:rPr>
+      </w:pPr>
+      <w:r>
+        <w:rPr>
+          <w:sz w:val="14"/>
+          <w:szCs w:val="14"/>
+        </w:rPr>
+        <w:t xml:space="preserve">WHERE salary BETWEEN 50000 </w:t>
+      </w:r>
+      <w:r>
+        <w:rPr>
+          <w:b/>
+          <w:bCs/>
+          <w:sz w:val="14"/>
+          <w:szCs w:val="14"/>
+        </w:rPr>
+        <w:t>AND</w:t>
+      </w:r>
+      <w:r>
+        <w:rPr>
+          <w:sz w:val="14"/>
+          <w:szCs w:val="14"/>
+        </w:rPr>
+        <w:t xml:space="preserve"> 80000;</w:t>
+      </w:r>
+    </w:p>
+    <w:p>
+      <w:pPr>
+        <w:rPr>
+          <w:sz w:val="14"/>
+          <w:szCs w:val="14"/>
+        </w:rPr>
+      </w:pPr>
+      <w:r>
+        <w:rPr>
+          <w:sz w:val="14"/>
+          <w:szCs w:val="14"/>
+        </w:rPr>
+        <w:t xml:space="preserve">BETWEEN is </w:t>
+      </w:r>
+      <w:r>
+        <w:rPr>
+          <w:b/>
+          <w:bCs/>
+          <w:sz w:val="14"/>
+          <w:szCs w:val="14"/>
+        </w:rPr>
+        <w:t>inclusive</w:t>
+      </w:r>
+      <w:r>
+        <w:rPr>
+          <w:sz w:val="14"/>
+          <w:szCs w:val="14"/>
+        </w:rPr>
+        <w:t>:</w:t>
+      </w:r>
+      <w:r>
+        <w:rPr>
+          <w:sz w:val="14"/>
+          <w:szCs w:val="14"/>
+        </w:rPr>
+        <w:t xml:space="preserve"> from both end </w:t>
+      </w:r>
+    </w:p>
+    <w:p>
+      <w:pPr>
+        <w:rPr>
+          <w:sz w:val="14"/>
+          <w:szCs w:val="14"/>
+        </w:rPr>
+      </w:pPr>
+      <w:r>
+        <w:rPr>
+          <w:sz w:val="14"/>
+          <w:szCs w:val="14"/>
+        </w:rPr>
+        <w:t xml:space="preserve">BETWEEN '2026-01-01' AND '2026-01-31' may exclude most of </w:t>
+      </w:r>
+      <w:r>
+        <w:rPr>
+          <w:b/>
+          <w:bCs/>
+          <w:sz w:val="14"/>
+          <w:szCs w:val="14"/>
+        </w:rPr>
+        <w:t>January 31</w:t>
+      </w:r>
+      <w:r>
+        <w:rPr>
+          <w:sz w:val="14"/>
+          <w:szCs w:val="14"/>
+        </w:rPr>
+        <w:t xml:space="preserve"> when </w:t>
+      </w:r>
+      <w:proofErr w:type="spellStart"/>
+      <w:r>
+        <w:rPr>
+          <w:sz w:val="14"/>
+          <w:szCs w:val="14"/>
+        </w:rPr>
+        <w:t>created_at</w:t>
+      </w:r>
+      <w:proofErr w:type="spellEnd"/>
+      <w:r>
+        <w:rPr>
+          <w:sz w:val="14"/>
+          <w:szCs w:val="14"/>
+        </w:rPr>
+        <w:t xml:space="preserve"> contains time.</w:t>
+      </w:r>
+      <w:r>
+        <w:rPr>
+          <w:sz w:val="14"/>
+          <w:szCs w:val="14"/>
+        </w:rPr>
+        <w:br/>
+        <w:t xml:space="preserve">Use a </w:t>
+      </w:r>
+      <w:r>
+        <w:rPr>
+          <w:b/>
+          <w:bCs/>
+          <w:sz w:val="14"/>
+          <w:szCs w:val="14"/>
+        </w:rPr>
+        <w:t>half-open range</w:t>
+      </w:r>
+      <w:r>
+        <w:rPr>
+          <w:sz w:val="14"/>
+          <w:szCs w:val="14"/>
+        </w:rPr>
+        <w:t xml:space="preserve"> instead: </w:t>
+      </w:r>
+      <w:proofErr w:type="spellStart"/>
+      <w:r>
+        <w:rPr>
+          <w:sz w:val="14"/>
+          <w:szCs w:val="14"/>
+        </w:rPr>
+        <w:t>created_at</w:t>
+      </w:r>
+      <w:proofErr w:type="spellEnd"/>
+      <w:r>
+        <w:rPr>
+          <w:sz w:val="14"/>
+          <w:szCs w:val="14"/>
+        </w:rPr>
+        <w:t xml:space="preserve"> &gt;= '2026-01-01' AND </w:t>
+      </w:r>
+      <w:proofErr w:type="spellStart"/>
+      <w:r>
+        <w:rPr>
+          <w:sz w:val="14"/>
+          <w:szCs w:val="14"/>
+        </w:rPr>
+        <w:t>created_at</w:t>
+      </w:r>
+      <w:proofErr w:type="spellEnd"/>
+      <w:r>
+        <w:rPr>
+          <w:sz w:val="14"/>
+          <w:szCs w:val="14"/>
+        </w:rPr>
+        <w:t xml:space="preserve"> &lt; '2026-02-01'.</w:t>
+      </w:r>
+      <w:r>
+        <w:rPr>
+          <w:sz w:val="14"/>
+          <w:szCs w:val="14"/>
+        </w:rPr>
+        <w:br/>
+        <w:t xml:space="preserve">This safely includes </w:t>
+      </w:r>
+      <w:r>
+        <w:rPr>
+          <w:b/>
+          <w:bCs/>
+          <w:sz w:val="14"/>
+          <w:szCs w:val="14"/>
+        </w:rPr>
+        <w:t>all timestamps in January</w:t>
+      </w:r>
+      <w:r>
+        <w:rPr>
+          <w:sz w:val="14"/>
+          <w:szCs w:val="14"/>
+        </w:rPr>
+        <w:t>.</w:t>
+      </w:r>
+    </w:p>
+    <w:p>
+      <w:pPr>
+        <w:rPr>
+          <w:b/>
+          <w:bCs/>
+          <w:sz w:val="14"/>
+          <w:szCs w:val="14"/>
+        </w:rPr>
+      </w:pPr>
+      <w:r>
+        <w:rPr>
+          <w:b/>
+          <w:bCs/>
+          <w:sz w:val="14"/>
+          <w:szCs w:val="14"/>
+        </w:rPr>
+        <w:t>Exactly one unknown character</w:t>
+      </w:r>
+    </w:p>
+    <w:p>
+      <w:pPr>
+        <w:rPr>
+          <w:sz w:val="20"/>
+          <w:szCs w:val="20"/>
+        </w:rPr>
+      </w:pPr>
+      <w:r>
+        <w:rPr>
+          <w:sz w:val="20"/>
+          <w:szCs w:val="20"/>
+        </w:rPr>
+        <w:t>WHERE name LIKE '_</w:t>
+      </w:r>
+      <w:proofErr w:type="spellStart"/>
+      <w:r>
+        <w:rPr>
+          <w:sz w:val="20"/>
+          <w:szCs w:val="20"/>
+        </w:rPr>
+        <w:t>mit</w:t>
+      </w:r>
+      <w:proofErr w:type="spellEnd"/>
+      <w:r>
+        <w:rPr>
+          <w:sz w:val="20"/>
+          <w:szCs w:val="20"/>
+        </w:rPr>
+        <w:t>';</w:t>
+      </w:r>
+    </w:p>
+    <w:p>
+      <w:pPr>
+        <w:rPr>
+          <w:sz w:val="20"/>
+          <w:szCs w:val="20"/>
+        </w:rPr>
+      </w:pPr>
+      <w:r>
+        <w:rPr>
+          <w:sz w:val="20"/>
+          <w:szCs w:val="20"/>
+        </w:rPr>
+        <w:t>% → zero or more characters _ → exactly one character</w:t>
+      </w:r>
+    </w:p>
+    <w:p>
+      <w:pPr>
+        <w:rPr>
+          <w:b/>
+          <w:bCs/>
+          <w:sz w:val="20"/>
+          <w:szCs w:val="20"/>
+        </w:rPr>
+      </w:pPr>
+      <w:r>
+        <w:rPr>
+          <w:b/>
+          <w:bCs/>
+          <w:sz w:val="20"/>
+          <w:szCs w:val="20"/>
+        </w:rPr>
+        <w:t>JOIN:</w:t>
+      </w:r>
+    </w:p>
+    <w:p>
+      <w:pPr>
+        <w:rPr>
+          <w:sz w:val="20"/>
+          <w:szCs w:val="20"/>
+        </w:rPr>
+      </w:pPr>
+      <w:r>
+        <w:rPr>
+          <w:sz w:val="20"/>
+          <w:szCs w:val="20"/>
+        </w:rPr>
+        <w:t>A JOIN combines rows from multiple tables based on a matching condition.</w:t>
+      </w:r>
+    </w:p>
+    <w:p>
+      <w:pPr>
+        <w:rPr>
+          <w:sz w:val="20"/>
+          <w:szCs w:val="20"/>
+        </w:rPr>
+      </w:pPr>
+      <w:r>
+        <w:rPr>
+          <w:sz w:val="20"/>
+          <w:szCs w:val="20"/>
+        </w:rPr>
+        <w:t xml:space="preserve">Need one matching column in both tables </w:t>
+      </w:r>
+    </w:p>
+    <w:p>
+      <w:pPr>
+        <w:rPr>
+          <w:sz w:val="20"/>
+          <w:szCs w:val="20"/>
+        </w:rPr>
+      </w:pPr>
+      <w:r>
+        <w:rPr>
+          <w:sz w:val="20"/>
+          <w:szCs w:val="20"/>
+        </w:rPr>
+        <w:t xml:space="preserve">1)Inner Join: -&gt; returns data matching the condition in </w:t>
+      </w:r>
+      <w:proofErr w:type="spellStart"/>
+      <w:r>
+        <w:rPr>
+          <w:sz w:val="20"/>
+          <w:szCs w:val="20"/>
+        </w:rPr>
+        <w:t>bot</w:t>
+      </w:r>
+      <w:proofErr w:type="spellEnd"/>
+      <w:r>
+        <w:rPr>
+          <w:sz w:val="20"/>
+          <w:szCs w:val="20"/>
+        </w:rPr>
+        <w:t xml:space="preserve"> the tables the tables </w:t>
+      </w:r>
+    </w:p>
+    <w:p>
+      <w:pPr>
+        <w:rPr>
+          <w:sz w:val="20"/>
+          <w:szCs w:val="20"/>
+        </w:rPr>
+      </w:pPr>
+      <w:r>
+        <w:rPr>
+          <w:sz w:val="20"/>
+          <w:szCs w:val="20"/>
+        </w:rPr>
+        <w:t>If we write JOIN only then it is INNER JOIN if we write INNER JOIN then as well it is INNER JOIN</w:t>
+      </w:r>
+      <w:r>
+        <w:rPr>
+          <w:sz w:val="20"/>
+          <w:szCs w:val="20"/>
+        </w:rPr>
+        <w:br/>
+      </w:r>
+      <w:proofErr w:type="gramStart"/>
+      <w:r>
+        <w:rPr>
+          <w:sz w:val="20"/>
+          <w:szCs w:val="20"/>
+        </w:rPr>
+        <w:t>3)LEFT</w:t>
+      </w:r>
+      <w:proofErr w:type="gramEnd"/>
+      <w:r>
+        <w:rPr>
+          <w:sz w:val="20"/>
+          <w:szCs w:val="20"/>
+        </w:rPr>
+        <w:t xml:space="preserve"> JOIN: keeps everything from left</w:t>
+      </w:r>
+      <w:r>
+        <w:rPr>
+          <w:sz w:val="20"/>
+          <w:szCs w:val="20"/>
+        </w:rPr>
+        <w:t xml:space="preserve"> table and applies condition to right table</w:t>
+      </w:r>
+    </w:p>
+    <w:p>
+      <w:pPr>
+        <w:rPr>
+          <w:sz w:val="20"/>
+          <w:szCs w:val="20"/>
+        </w:rPr>
+      </w:pPr>
+      <w:r>
+        <w:rPr>
+          <w:sz w:val="20"/>
+          <w:szCs w:val="20"/>
+        </w:rPr>
+        <w:t>If there is no matching row on the right, the right-side columns become NULL.</w:t>
+      </w:r>
+    </w:p>
+    <w:p>
+      <w:pPr>
+        <w:rPr>
+          <w:sz w:val="20"/>
+          <w:szCs w:val="20"/>
+        </w:rPr>
+      </w:pPr>
+      <w:r>
+        <w:rPr>
+          <w:sz w:val="20"/>
+          <w:szCs w:val="20"/>
+        </w:rPr>
+        <w:t xml:space="preserve">4) Right JOIN: opposite of left join </w:t>
+      </w:r>
+    </w:p>
+    <w:p>
+      <w:pPr>
+        <w:rPr>
+          <w:sz w:val="20"/>
+          <w:szCs w:val="20"/>
+        </w:rPr>
+      </w:pPr>
+      <w:r>
+        <w:rPr>
+          <w:sz w:val="20"/>
+          <w:szCs w:val="20"/>
+        </w:rPr>
+        <w:t>5)Full OUTER JOIN:</w:t>
+      </w:r>
+    </w:p>
+    <w:p>
+      <w:pPr>
+        <w:numPr>
+          <w:ilvl w:val="0"/>
+          <w:numId w:val="2"/>
+        </w:numPr>
+        <w:rPr>
+          <w:sz w:val="20"/>
+          <w:szCs w:val="20"/>
+        </w:rPr>
+      </w:pPr>
+      <w:r>
+        <w:rPr>
+          <w:sz w:val="20"/>
+          <w:szCs w:val="20"/>
+        </w:rPr>
+        <w:t xml:space="preserve">matching rows </w:t>
+      </w:r>
+    </w:p>
+    <w:p>
+      <w:pPr>
+        <w:numPr>
+          <w:ilvl w:val="0"/>
+          <w:numId w:val="2"/>
+        </w:numPr>
+        <w:rPr>
+          <w:sz w:val="20"/>
+          <w:szCs w:val="20"/>
+        </w:rPr>
+      </w:pPr>
+      <w:r>
+        <w:rPr>
+          <w:sz w:val="20"/>
+          <w:szCs w:val="20"/>
+        </w:rPr>
+        <w:t xml:space="preserve">unmatched rows from left </w:t>
+      </w:r>
+    </w:p>
+    <w:p>
+      <w:pPr>
+        <w:numPr>
+          <w:ilvl w:val="0"/>
+          <w:numId w:val="2"/>
+        </w:numPr>
+        <w:rPr>
+          <w:sz w:val="20"/>
+          <w:szCs w:val="20"/>
+        </w:rPr>
+      </w:pPr>
+      <w:r>
+        <w:rPr>
+          <w:sz w:val="20"/>
+          <w:szCs w:val="20"/>
+        </w:rPr>
+        <w:t>unmatched rows from right</w:t>
+      </w:r>
+    </w:p>
+    <w:p>
+      <w:pPr>
+        <w:ind w:left="360"/>
+        <w:rPr>
+          <w:sz w:val="20"/>
+          <w:szCs w:val="20"/>
+        </w:rPr>
+      </w:pPr>
+      <w:r>
+        <w:rPr>
+          <w:sz w:val="20"/>
+          <w:szCs w:val="20"/>
+        </w:rPr>
+        <w:t>to all unmatched values it assigns null.</w:t>
+      </w:r>
+    </w:p>
+    <w:p>
+      <w:pPr>
+        <w:rPr>
+          <w:sz w:val="20"/>
+          <w:szCs w:val="20"/>
+        </w:rPr>
+      </w:pPr>
+      <w:r>
+        <w:rPr>
+          <w:sz w:val="20"/>
+          <w:szCs w:val="20"/>
+        </w:rPr>
+        <w:t>6) CROSS JOIN:</w:t>
+      </w:r>
+      <w:r>
+        <w:rPr>
+          <w:sz w:val="20"/>
+          <w:szCs w:val="20"/>
+        </w:rPr>
+        <w:br/>
+      </w:r>
+      <w:r>
+        <w:rPr>
+          <w:sz w:val="20"/>
+          <w:szCs w:val="20"/>
+        </w:rPr>
+        <w:t xml:space="preserve">It produces </w:t>
+      </w:r>
+      <w:r>
+        <w:rPr>
+          <w:b/>
+          <w:bCs/>
+          <w:sz w:val="20"/>
+          <w:szCs w:val="20"/>
+        </w:rPr>
+        <w:t>every possible combination</w:t>
+      </w:r>
+      <w:r>
+        <w:rPr>
+          <w:sz w:val="20"/>
+          <w:szCs w:val="20"/>
+        </w:rPr>
+        <w:t xml:space="preserve"> of rows.</w:t>
+      </w:r>
+    </w:p>
+    <w:p>
+      <w:pPr>
+        <w:rPr>
+          <w:sz w:val="20"/>
+          <w:szCs w:val="20"/>
+        </w:rPr>
+      </w:pPr>
+      <w:r>
+        <w:rPr>
+          <w:sz w:val="20"/>
+          <w:szCs w:val="20"/>
+        </w:rPr>
+        <w:t>If a table1 has n rows and table2 has m rows the resultant table has n*m rows</w:t>
+      </w:r>
+    </w:p>
+    <w:p>
+      <w:pPr>
+        <w:rPr>
+          <w:sz w:val="20"/>
+          <w:szCs w:val="20"/>
+        </w:rPr>
+      </w:pPr>
+      <w:r>
+        <w:rPr>
+          <w:sz w:val="20"/>
+          <w:szCs w:val="20"/>
+        </w:rPr>
+        <w:t xml:space="preserve">7) SELF JOIN: </w:t>
+      </w:r>
+      <w:r>
+        <w:rPr>
+          <w:sz w:val="20"/>
+          <w:szCs w:val="20"/>
+        </w:rPr>
+        <w:t>A table can JOIN with itself.</w:t>
+      </w:r>
+    </w:p>
+    <w:p>
+      <w:pPr>
+        <w:rPr>
+          <w:sz w:val="14"/>
+          <w:szCs w:val="14"/>
+        </w:rPr>
+      </w:pPr>
+      <w:r>
+        <w:rPr>
+          <w:sz w:val="14"/>
+          <w:szCs w:val="14"/>
+        </w:rPr>
+        <w:t>SELECT</w:t>
+      </w:r>
+    </w:p>
+    <w:p>
+      <w:pPr>
+        <w:rPr>
+          <w:sz w:val="14"/>
+          <w:szCs w:val="14"/>
+        </w:rPr>
+      </w:pPr>
+      <w:r>
+        <w:rPr>
+          <w:sz w:val="14"/>
+          <w:szCs w:val="14"/>
+        </w:rPr>
+        <w:t xml:space="preserve">    e.name AS employee,</w:t>
+      </w:r>
+    </w:p>
+    <w:p>
+      <w:pPr>
+        <w:rPr>
+          <w:sz w:val="14"/>
+          <w:szCs w:val="14"/>
+        </w:rPr>
+      </w:pPr>
+      <w:r>
+        <w:rPr>
+          <w:sz w:val="14"/>
+          <w:szCs w:val="14"/>
+        </w:rPr>
+        <w:t xml:space="preserve">    m.name AS manager</w:t>
+      </w:r>
+    </w:p>
+    <w:p>
+      <w:pPr>
+        <w:rPr>
+          <w:sz w:val="14"/>
+          <w:szCs w:val="14"/>
+        </w:rPr>
+      </w:pPr>
+      <w:r>
+        <w:rPr>
+          <w:sz w:val="14"/>
+          <w:szCs w:val="14"/>
+        </w:rPr>
+        <w:t>FROM employee e</w:t>
+      </w:r>
+    </w:p>
+    <w:p>
+      <w:pPr>
+        <w:rPr>
+          <w:sz w:val="14"/>
+          <w:szCs w:val="14"/>
+        </w:rPr>
+      </w:pPr>
+      <w:r>
+        <w:rPr>
+          <w:sz w:val="14"/>
+          <w:szCs w:val="14"/>
+        </w:rPr>
+        <w:t>LEFT JOIN employee m</w:t>
+      </w:r>
+    </w:p>
+    <w:p>
+      <w:pPr>
+        <w:rPr>
+          <w:sz w:val="20"/>
+          <w:szCs w:val="20"/>
+        </w:rPr>
+      </w:pPr>
+      <w:r>
+        <w:rPr>
+          <w:sz w:val="14"/>
+          <w:szCs w:val="14"/>
+        </w:rPr>
+        <w:t xml:space="preserve">    ON </w:t>
+      </w:r>
+      <w:proofErr w:type="spellStart"/>
+      <w:proofErr w:type="gramStart"/>
+      <w:r>
+        <w:rPr>
+          <w:sz w:val="14"/>
+          <w:szCs w:val="14"/>
+        </w:rPr>
+        <w:t>e.manager</w:t>
+      </w:r>
+      <w:proofErr w:type="gramEnd"/>
+      <w:r>
+        <w:rPr>
+          <w:sz w:val="14"/>
+          <w:szCs w:val="14"/>
+        </w:rPr>
+        <w:t>_id</w:t>
+      </w:r>
+      <w:proofErr w:type="spellEnd"/>
+      <w:r>
+        <w:rPr>
+          <w:sz w:val="14"/>
+          <w:szCs w:val="14"/>
+        </w:rPr>
+        <w:t xml:space="preserve"> = m.id;</w:t>
+      </w:r>
+    </w:p>
+    <w:p>
+      <w:pPr>
+        <w:rPr>
+          <w:sz w:val="20"/>
+          <w:szCs w:val="20"/>
+        </w:rPr>
+      </w:pPr>
+      <w:r>
+        <w:rPr>
+          <w:sz w:val="20"/>
+          <w:szCs w:val="20"/>
+        </w:rPr>
+        <w:t>Same table, different aliases.</w:t>
+      </w:r>
+    </w:p>
+    <w:p>
+      <w:pPr>
+        <w:rPr>
+          <w:sz w:val="20"/>
+          <w:szCs w:val="20"/>
+        </w:rPr>
+      </w:pPr>
+      <w:r>
+        <w:rPr>
+          <w:sz w:val="20"/>
+          <w:szCs w:val="20"/>
+        </w:rPr>
+        <w:t>Can use with any join</w:t>
+      </w:r>
+      <w:r>
+        <w:rPr>
+          <w:sz w:val="20"/>
+          <w:szCs w:val="20"/>
+        </w:rPr>
+        <w:tab/>
+      </w:r>
+    </w:p>
+    <w:p>
+      <w:pPr>
+        <w:rPr>
+          <w:sz w:val="20"/>
+          <w:szCs w:val="20"/>
+        </w:rPr>
+      </w:pPr>
+      <w:r>
+        <w:rPr>
+          <w:sz w:val="20"/>
+          <w:szCs w:val="20"/>
+        </w:rPr>
+        <w:lastRenderedPageBreak/>
+        <w:t>8) MULTIPLE JOIN:</w:t>
+      </w:r>
+      <w:r>
+        <w:rPr>
+          <w:sz w:val="20"/>
+          <w:szCs w:val="20"/>
+        </w:rPr>
+        <w:br/>
+        <w:t>using multiple joins in single query</w:t>
+      </w:r>
+    </w:p>
+    <w:p>
+      <w:pPr>
+        <w:rPr>
+          <w:sz w:val="20"/>
+          <w:szCs w:val="20"/>
+        </w:rPr>
+      </w:pPr>
+      <w:r>
+        <w:rPr>
+          <w:sz w:val="20"/>
+          <w:szCs w:val="20"/>
+        </w:rPr>
+        <w:t>UNION VS JOIN:</w:t>
+      </w:r>
+      <w:r>
+        <w:rPr>
+          <w:sz w:val="20"/>
+          <w:szCs w:val="20"/>
+        </w:rPr>
+        <w:br/>
+      </w:r>
+      <w:r>
+        <w:rPr>
+          <w:sz w:val="20"/>
+          <w:szCs w:val="20"/>
+        </w:rPr>
+        <w:t>UNION requires same number of columns and compatible data types.</w:t>
+      </w:r>
+      <w:r>
+        <w:rPr>
+          <w:sz w:val="20"/>
+          <w:szCs w:val="20"/>
+        </w:rPr>
+        <w:tab/>
+      </w:r>
+    </w:p>
+    <w:p>
+      <w:pPr>
+        <w:rPr>
+          <w:sz w:val="20"/>
+          <w:szCs w:val="20"/>
+        </w:rPr>
+      </w:pPr>
+      <w:r>
+        <w:rPr>
+          <w:sz w:val="20"/>
+          <w:szCs w:val="20"/>
+        </w:rPr>
+        <w:t>combine employees with their department names using department ID.</w:t>
+      </w:r>
+    </w:p>
+    <w:p>
+      <w:pPr>
+        <w:rPr>
+          <w:sz w:val="20"/>
+          <w:szCs w:val="20"/>
+        </w:rPr>
+      </w:pPr>
+    </w:p>
+    <w:p>
+      <w:pPr>
+        <w:pStyle w:val="ListParagraph"/>
+        <w:numPr>
+          <w:ilvl w:val="0"/>
+          <w:numId w:val="3"/>
+        </w:numPr>
+        <w:rPr>
+          <w:sz w:val="20"/>
+          <w:szCs w:val="20"/>
+        </w:rPr>
+      </w:pPr>
+      <w:r>
+        <w:rPr>
+          <w:sz w:val="20"/>
+          <w:szCs w:val="20"/>
+        </w:rPr>
+        <w:t>If you add a WHERE filter after a left join that requires right-side columns to be non-NULL, it effectively turns into an inner join.</w:t>
+      </w:r>
+    </w:p>
+    <w:p>
+      <w:pPr>
+        <w:pStyle w:val="ListParagraph"/>
+        <w:numPr>
+          <w:ilvl w:val="0"/>
+          <w:numId w:val="3"/>
+        </w:numPr>
+        <w:rPr>
+          <w:sz w:val="20"/>
+          <w:szCs w:val="20"/>
+        </w:rPr>
+      </w:pPr>
+      <w:r>
+        <w:rPr>
+          <w:sz w:val="20"/>
+          <w:szCs w:val="20"/>
+        </w:rPr>
+        <w:t>Simple rule: use JOIN when you need data from another table, and use EXISTS when you only need to check if a related row exists, especially with possible one-to-many matches.</w:t>
+      </w:r>
+    </w:p>
+    <w:p>
+      <w:pPr>
+        <w:pStyle w:val="ListParagraph"/>
+        <w:numPr>
+          <w:ilvl w:val="0"/>
+          <w:numId w:val="3"/>
+        </w:numPr>
+        <w:rPr>
+          <w:sz w:val="20"/>
+          <w:szCs w:val="20"/>
+        </w:rPr>
+      </w:pPr>
+      <w:r>
+        <w:rPr>
+          <w:sz w:val="20"/>
+          <w:szCs w:val="20"/>
+        </w:rPr>
+        <w:t xml:space="preserve">Check if indexing is there in column or not: </w:t>
+      </w:r>
+      <w:r>
+        <w:rPr>
+          <w:sz w:val="20"/>
+          <w:szCs w:val="20"/>
+        </w:rPr>
+        <w:t>Check the execution plan. For example: use EXPLAIN in front of your query to see if it uses an index scan or a table scan. If you see table scan, it's not using an index.</w:t>
+      </w:r>
+    </w:p>
+    <w:p>
+      <w:pPr>
+        <w:pStyle w:val="ListParagraph"/>
+        <w:numPr>
+          <w:ilvl w:val="0"/>
+          <w:numId w:val="3"/>
+        </w:numPr>
+        <w:rPr>
+          <w:sz w:val="20"/>
+          <w:szCs w:val="20"/>
+        </w:rPr>
+      </w:pPr>
+      <w:r>
+        <w:rPr>
+          <w:sz w:val="20"/>
+          <w:szCs w:val="20"/>
+        </w:rPr>
+        <w:t xml:space="preserve"> </w:t>
+      </w:r>
+    </w:p>
+    <w:p>
+      <w:pPr>
+        <w:rPr>
+          <w:sz w:val="20"/>
+          <w:szCs w:val="20"/>
+        </w:rPr>
+      </w:pPr>
+    </w:p>
+    <w:p>
+      <w:pPr>
+        <w:rPr>
+          <w:sz w:val="20"/>
+          <w:szCs w:val="20"/>
         </w:rPr>
       </w:pPr>
     </w:p>
@@ -231,6 +2918,431 @@
     </w:sectPr>
   </w:body>
 </w:document>
+</file>
+
+<file path=word/numbering.xml><?xml version="1.0" encoding="utf-8"?>
+<w:numbering xmlns:wpc="http://schemas.microsoft.com/office/word/2010/wordprocessingCanvas" xmlns:cx="http://schemas.microsoft.com/office/drawing/2014/chartex" xmlns:cx1="http://schemas.microsoft.com/office/drawing/2015/9/8/chartex" xmlns:cx2="http://schemas.microsoft.com/office/drawing/2015/10/21/chartex" xmlns:cx3="http://schemas.microsoft.com/office/drawing/2016/5/9/chartex" xmlns:cx4="http://schemas.microsoft.com/office/drawing/2016/5/10/chartex" xmlns:cx5="http://schemas.microsoft.com/office/drawing/2016/5/11/chartex" xmlns:cx6="http://schemas.microsoft.com/office/drawing/2016/5/12/chartex" xmlns:cx7="http://schemas.microsoft.com/office/drawing/2016/5/13/chartex" xmlns:cx8="http://schemas.microsoft.com/office/drawing/2016/5/14/chartex" xmlns:mc="http://schemas.openxmlformats.org/markup-compatibility/2006" xmlns:aink="http://schemas.microsoft.com/office/drawing/2016/ink" xmlns:am3d="http://schemas.microsoft.com/office/drawing/2017/model3d" xmlns:o="urn:schemas-microsoft-com:office:office" xmlns:oel="http://schemas.microsoft.com/office/2019/extlst" xmlns:r="http://schemas.openxmlformats.org/officeDocument/2006/relationships" xmlns:m="http://schemas.openxmlformats.org/officeDocument/2006/math" xmlns:v="urn:schemas-microsoft-com:vml" xmlns:wp14="http://schemas.microsoft.com/office/word/2010/wordprocessingDrawing" xmlns:wp="http://schemas.openxmlformats.org/drawingml/2006/wordprocessingDrawing" xmlns:w10="urn:schemas-microsoft-com:office:word" xmlns:w="http://schemas.openxmlformats.org/wordprocessingml/2006/main" xmlns:w14="http://schemas.microsoft.com/office/word/2010/wordml" xmlns:w15="http://schemas.microsoft.com/office/word/2012/wordml" xmlns:w16cex="http://schemas.microsoft.com/office/word/2018/wordml/cex" xmlns:w16cid="http://schemas.microsoft.com/office/word/2016/wordml/cid" xmlns:w16="http://schemas.microsoft.com/office/word/2018/wordml" xmlns:w16du="http://schemas.microsoft.com/office/word/2023/wordml/word16du" xmlns:w16sdtdh="http://schemas.microsoft.com/office/word/2020/wordml/sdtdatahash" xmlns:w16sdtfl="http://schemas.microsoft.com/office/word/2024/wordml/sdtformatlock" xmlns:w16se="http://schemas.microsoft.com/office/word/2015/wordml/symex" xmlns:wpg="http://schemas.microsoft.com/office/word/2010/wordprocessingGroup" xmlns:wpi="http://schemas.microsoft.com/office/word/2010/wordprocessingInk" xmlns:wne="http://schemas.microsoft.com/office/word/2006/wordml" xmlns:wps="http://schemas.microsoft.com/office/word/2010/wordprocessingShape" mc:Ignorable="w14 w15 w16se w16cid w16 w16cex w16sdtdh w16sdtfl w16du wp14">
+  <w:abstractNum w:abstractNumId="0" w15:restartNumberingAfterBreak="0">
+    <w:nsid w:val="25DE7C12"/>
+    <w:multiLevelType w:val="multilevel"/>
+    <w:tmpl w:val="1208365E"/>
+    <w:lvl w:ilvl="0">
+      <w:start w:val="1"/>
+      <w:numFmt w:val="bullet"/>
+      <w:lvlText w:val=""/>
+      <w:lvlJc w:val="left"/>
+      <w:pPr>
+        <w:tabs>
+          <w:tab w:val="num" w:pos="720"/>
+        </w:tabs>
+        <w:ind w:left="720" w:hanging="360"/>
+      </w:pPr>
+      <w:rPr>
+        <w:rFonts w:ascii="Symbol" w:hAnsi="Symbol" w:hint="default"/>
+        <w:sz w:val="20"/>
+      </w:rPr>
+    </w:lvl>
+    <w:lvl w:ilvl="1" w:tentative="1">
+      <w:start w:val="1"/>
+      <w:numFmt w:val="bullet"/>
+      <w:lvlText w:val="o"/>
+      <w:lvlJc w:val="left"/>
+      <w:pPr>
+        <w:tabs>
+          <w:tab w:val="num" w:pos="1440"/>
+        </w:tabs>
+        <w:ind w:left="1440" w:hanging="360"/>
+      </w:pPr>
+      <w:rPr>
+        <w:rFonts w:ascii="Courier New" w:hAnsi="Courier New" w:hint="default"/>
+        <w:sz w:val="20"/>
+      </w:rPr>
+    </w:lvl>
+    <w:lvl w:ilvl="2" w:tentative="1">
+      <w:start w:val="1"/>
+      <w:numFmt w:val="bullet"/>
+      <w:lvlText w:val=""/>
+      <w:lvlJc w:val="left"/>
+      <w:pPr>
+        <w:tabs>
+          <w:tab w:val="num" w:pos="2160"/>
+        </w:tabs>
+        <w:ind w:left="2160" w:hanging="360"/>
+      </w:pPr>
+      <w:rPr>
+        <w:rFonts w:ascii="Wingdings" w:hAnsi="Wingdings" w:hint="default"/>
+        <w:sz w:val="20"/>
+      </w:rPr>
+    </w:lvl>
+    <w:lvl w:ilvl="3" w:tentative="1">
+      <w:start w:val="1"/>
+      <w:numFmt w:val="bullet"/>
+      <w:lvlText w:val=""/>
+      <w:lvlJc w:val="left"/>
+      <w:pPr>
+        <w:tabs>
+          <w:tab w:val="num" w:pos="2880"/>
+        </w:tabs>
+        <w:ind w:left="2880" w:hanging="360"/>
+      </w:pPr>
+      <w:rPr>
+        <w:rFonts w:ascii="Wingdings" w:hAnsi="Wingdings" w:hint="default"/>
+        <w:sz w:val="20"/>
+      </w:rPr>
+    </w:lvl>
+    <w:lvl w:ilvl="4" w:tentative="1">
+      <w:start w:val="1"/>
+      <w:numFmt w:val="bullet"/>
+      <w:lvlText w:val=""/>
+      <w:lvlJc w:val="left"/>
+      <w:pPr>
+        <w:tabs>
+          <w:tab w:val="num" w:pos="3600"/>
+        </w:tabs>
+        <w:ind w:left="3600" w:hanging="360"/>
+      </w:pPr>
+      <w:rPr>
+        <w:rFonts w:ascii="Wingdings" w:hAnsi="Wingdings" w:hint="default"/>
+        <w:sz w:val="20"/>
+      </w:rPr>
+    </w:lvl>
+    <w:lvl w:ilvl="5" w:tentative="1">
+      <w:start w:val="1"/>
+      <w:numFmt w:val="bullet"/>
+      <w:lvlText w:val=""/>
+      <w:lvlJc w:val="left"/>
+      <w:pPr>
+        <w:tabs>
+          <w:tab w:val="num" w:pos="4320"/>
+        </w:tabs>
+        <w:ind w:left="4320" w:hanging="360"/>
+      </w:pPr>
+      <w:rPr>
+        <w:rFonts w:ascii="Wingdings" w:hAnsi="Wingdings" w:hint="default"/>
+        <w:sz w:val="20"/>
+      </w:rPr>
+    </w:lvl>
+    <w:lvl w:ilvl="6" w:tentative="1">
+      <w:start w:val="1"/>
+      <w:numFmt w:val="bullet"/>
+      <w:lvlText w:val=""/>
+      <w:lvlJc w:val="left"/>
+      <w:pPr>
+        <w:tabs>
+          <w:tab w:val="num" w:pos="5040"/>
+        </w:tabs>
+        <w:ind w:left="5040" w:hanging="360"/>
+      </w:pPr>
+      <w:rPr>
+        <w:rFonts w:ascii="Wingdings" w:hAnsi="Wingdings" w:hint="default"/>
+        <w:sz w:val="20"/>
+      </w:rPr>
+    </w:lvl>
+    <w:lvl w:ilvl="7" w:tentative="1">
+      <w:start w:val="1"/>
+      <w:numFmt w:val="bullet"/>
+      <w:lvlText w:val=""/>
+      <w:lvlJc w:val="left"/>
+      <w:pPr>
+        <w:tabs>
+          <w:tab w:val="num" w:pos="5760"/>
+        </w:tabs>
+        <w:ind w:left="5760" w:hanging="360"/>
+      </w:pPr>
+      <w:rPr>
+        <w:rFonts w:ascii="Wingdings" w:hAnsi="Wingdings" w:hint="default"/>
+        <w:sz w:val="20"/>
+      </w:rPr>
+    </w:lvl>
+    <w:lvl w:ilvl="8" w:tentative="1">
+      <w:start w:val="1"/>
+      <w:numFmt w:val="bullet"/>
+      <w:lvlText w:val=""/>
+      <w:lvlJc w:val="left"/>
+      <w:pPr>
+        <w:tabs>
+          <w:tab w:val="num" w:pos="6480"/>
+        </w:tabs>
+        <w:ind w:left="6480" w:hanging="360"/>
+      </w:pPr>
+      <w:rPr>
+        <w:rFonts w:ascii="Wingdings" w:hAnsi="Wingdings" w:hint="default"/>
+        <w:sz w:val="20"/>
+      </w:rPr>
+    </w:lvl>
+  </w:abstractNum>
+  <w:abstractNum w:abstractNumId="1" w15:restartNumberingAfterBreak="0">
+    <w:nsid w:val="6F5F5446"/>
+    <w:multiLevelType w:val="multilevel"/>
+    <w:tmpl w:val="24A4E8FC"/>
+    <w:lvl w:ilvl="0">
+      <w:start w:val="1"/>
+      <w:numFmt w:val="bullet"/>
+      <w:lvlText w:val=""/>
+      <w:lvlJc w:val="left"/>
+      <w:pPr>
+        <w:tabs>
+          <w:tab w:val="num" w:pos="720"/>
+        </w:tabs>
+        <w:ind w:left="720" w:hanging="360"/>
+      </w:pPr>
+      <w:rPr>
+        <w:rFonts w:ascii="Symbol" w:hAnsi="Symbol" w:hint="default"/>
+        <w:sz w:val="20"/>
+      </w:rPr>
+    </w:lvl>
+    <w:lvl w:ilvl="1" w:tentative="1">
+      <w:start w:val="1"/>
+      <w:numFmt w:val="bullet"/>
+      <w:lvlText w:val="o"/>
+      <w:lvlJc w:val="left"/>
+      <w:pPr>
+        <w:tabs>
+          <w:tab w:val="num" w:pos="1440"/>
+        </w:tabs>
+        <w:ind w:left="1440" w:hanging="360"/>
+      </w:pPr>
+      <w:rPr>
+        <w:rFonts w:ascii="Courier New" w:hAnsi="Courier New" w:hint="default"/>
+        <w:sz w:val="20"/>
+      </w:rPr>
+    </w:lvl>
+    <w:lvl w:ilvl="2" w:tentative="1">
+      <w:start w:val="1"/>
+      <w:numFmt w:val="bullet"/>
+      <w:lvlText w:val=""/>
+      <w:lvlJc w:val="left"/>
+      <w:pPr>
+        <w:tabs>
+          <w:tab w:val="num" w:pos="2160"/>
+        </w:tabs>
+        <w:ind w:left="2160" w:hanging="360"/>
+      </w:pPr>
+      <w:rPr>
+        <w:rFonts w:ascii="Wingdings" w:hAnsi="Wingdings" w:hint="default"/>
+        <w:sz w:val="20"/>
+      </w:rPr>
+    </w:lvl>
+    <w:lvl w:ilvl="3" w:tentative="1">
+      <w:start w:val="1"/>
+      <w:numFmt w:val="bullet"/>
+      <w:lvlText w:val=""/>
+      <w:lvlJc w:val="left"/>
+      <w:pPr>
+        <w:tabs>
+          <w:tab w:val="num" w:pos="2880"/>
+        </w:tabs>
+        <w:ind w:left="2880" w:hanging="360"/>
+      </w:pPr>
+      <w:rPr>
+        <w:rFonts w:ascii="Wingdings" w:hAnsi="Wingdings" w:hint="default"/>
+        <w:sz w:val="20"/>
+      </w:rPr>
+    </w:lvl>
+    <w:lvl w:ilvl="4" w:tentative="1">
+      <w:start w:val="1"/>
+      <w:numFmt w:val="bullet"/>
+      <w:lvlText w:val=""/>
+      <w:lvlJc w:val="left"/>
+      <w:pPr>
+        <w:tabs>
+          <w:tab w:val="num" w:pos="3600"/>
+        </w:tabs>
+        <w:ind w:left="3600" w:hanging="360"/>
+      </w:pPr>
+      <w:rPr>
+        <w:rFonts w:ascii="Wingdings" w:hAnsi="Wingdings" w:hint="default"/>
+        <w:sz w:val="20"/>
+      </w:rPr>
+    </w:lvl>
+    <w:lvl w:ilvl="5" w:tentative="1">
+      <w:start w:val="1"/>
+      <w:numFmt w:val="bullet"/>
+      <w:lvlText w:val=""/>
+      <w:lvlJc w:val="left"/>
+      <w:pPr>
+        <w:tabs>
+          <w:tab w:val="num" w:pos="4320"/>
+        </w:tabs>
+        <w:ind w:left="4320" w:hanging="360"/>
+      </w:pPr>
+      <w:rPr>
+        <w:rFonts w:ascii="Wingdings" w:hAnsi="Wingdings" w:hint="default"/>
+        <w:sz w:val="20"/>
+      </w:rPr>
+    </w:lvl>
+    <w:lvl w:ilvl="6" w:tentative="1">
+      <w:start w:val="1"/>
+      <w:numFmt w:val="bullet"/>
+      <w:lvlText w:val=""/>
+      <w:lvlJc w:val="left"/>
+      <w:pPr>
+        <w:tabs>
+          <w:tab w:val="num" w:pos="5040"/>
+        </w:tabs>
+        <w:ind w:left="5040" w:hanging="360"/>
+      </w:pPr>
+      <w:rPr>
+        <w:rFonts w:ascii="Wingdings" w:hAnsi="Wingdings" w:hint="default"/>
+        <w:sz w:val="20"/>
+      </w:rPr>
+    </w:lvl>
+    <w:lvl w:ilvl="7" w:tentative="1">
+      <w:start w:val="1"/>
+      <w:numFmt w:val="bullet"/>
+      <w:lvlText w:val=""/>
+      <w:lvlJc w:val="left"/>
+      <w:pPr>
+        <w:tabs>
+          <w:tab w:val="num" w:pos="5760"/>
+        </w:tabs>
+        <w:ind w:left="5760" w:hanging="360"/>
+      </w:pPr>
+      <w:rPr>
+        <w:rFonts w:ascii="Wingdings" w:hAnsi="Wingdings" w:hint="default"/>
+        <w:sz w:val="20"/>
+      </w:rPr>
+    </w:lvl>
+    <w:lvl w:ilvl="8" w:tentative="1">
+      <w:start w:val="1"/>
+      <w:numFmt w:val="bullet"/>
+      <w:lvlText w:val=""/>
+      <w:lvlJc w:val="left"/>
+      <w:pPr>
+        <w:tabs>
+          <w:tab w:val="num" w:pos="6480"/>
+        </w:tabs>
+        <w:ind w:left="6480" w:hanging="360"/>
+      </w:pPr>
+      <w:rPr>
+        <w:rFonts w:ascii="Wingdings" w:hAnsi="Wingdings" w:hint="default"/>
+        <w:sz w:val="20"/>
+      </w:rPr>
+    </w:lvl>
+  </w:abstractNum>
+  <w:abstractNum w:abstractNumId="2" w15:restartNumberingAfterBreak="0">
+    <w:nsid w:val="7B972891"/>
+    <w:multiLevelType w:val="hybridMultilevel"/>
+    <w:tmpl w:val="12A237CC"/>
+    <w:lvl w:ilvl="0" w:tplc="39AC05C8">
+      <w:start w:val="8"/>
+      <w:numFmt w:val="bullet"/>
+      <w:lvlText w:val=""/>
+      <w:lvlJc w:val="left"/>
+      <w:pPr>
+        <w:ind w:left="720" w:hanging="360"/>
+      </w:pPr>
+      <w:rPr>
+        <w:rFonts w:ascii="Wingdings" w:eastAsiaTheme="minorHAnsi" w:hAnsi="Wingdings" w:cstheme="minorBidi" w:hint="default"/>
+      </w:rPr>
+    </w:lvl>
+    <w:lvl w:ilvl="1" w:tplc="04090003" w:tentative="1">
+      <w:start w:val="1"/>
+      <w:numFmt w:val="bullet"/>
+      <w:lvlText w:val="o"/>
+      <w:lvlJc w:val="left"/>
+      <w:pPr>
+        <w:ind w:left="1440" w:hanging="360"/>
+      </w:pPr>
+      <w:rPr>
+        <w:rFonts w:ascii="Courier New" w:hAnsi="Courier New" w:cs="Courier New" w:hint="default"/>
+      </w:rPr>
+    </w:lvl>
+    <w:lvl w:ilvl="2" w:tplc="04090005" w:tentative="1">
+      <w:start w:val="1"/>
+      <w:numFmt w:val="bullet"/>
+      <w:lvlText w:val=""/>
+      <w:lvlJc w:val="left"/>
+      <w:pPr>
+        <w:ind w:left="2160" w:hanging="360"/>
+      </w:pPr>
+      <w:rPr>
+        <w:rFonts w:ascii="Wingdings" w:hAnsi="Wingdings" w:hint="default"/>
+      </w:rPr>
+    </w:lvl>
+    <w:lvl w:ilvl="3" w:tplc="04090001" w:tentative="1">
+      <w:start w:val="1"/>
+      <w:numFmt w:val="bullet"/>
+      <w:lvlText w:val=""/>
+      <w:lvlJc w:val="left"/>
+      <w:pPr>
+        <w:ind w:left="2880" w:hanging="360"/>
+      </w:pPr>
+      <w:rPr>
+        <w:rFonts w:ascii="Symbol" w:hAnsi="Symbol" w:hint="default"/>
+      </w:rPr>
+    </w:lvl>
+    <w:lvl w:ilvl="4" w:tplc="04090003" w:tentative="1">
+      <w:start w:val="1"/>
+      <w:numFmt w:val="bullet"/>
+      <w:lvlText w:val="o"/>
+      <w:lvlJc w:val="left"/>
+      <w:pPr>
+        <w:ind w:left="3600" w:hanging="360"/>
+      </w:pPr>
+      <w:rPr>
+        <w:rFonts w:ascii="Courier New" w:hAnsi="Courier New" w:cs="Courier New" w:hint="default"/>
+      </w:rPr>
+    </w:lvl>
+    <w:lvl w:ilvl="5" w:tplc="04090005" w:tentative="1">
+      <w:start w:val="1"/>
+      <w:numFmt w:val="bullet"/>
+      <w:lvlText w:val=""/>
+      <w:lvlJc w:val="left"/>
+      <w:pPr>
+        <w:ind w:left="4320" w:hanging="360"/>
+      </w:pPr>
+      <w:rPr>
+        <w:rFonts w:ascii="Wingdings" w:hAnsi="Wingdings" w:hint="default"/>
+      </w:rPr>
+    </w:lvl>
+    <w:lvl w:ilvl="6" w:tplc="04090001" w:tentative="1">
+      <w:start w:val="1"/>
+      <w:numFmt w:val="bullet"/>
+      <w:lvlText w:val=""/>
+      <w:lvlJc w:val="left"/>
+      <w:pPr>
+        <w:ind w:left="5040" w:hanging="360"/>
+      </w:pPr>
+      <w:rPr>
+        <w:rFonts w:ascii="Symbol" w:hAnsi="Symbol" w:hint="default"/>
+      </w:rPr>
+    </w:lvl>
+    <w:lvl w:ilvl="7" w:tplc="04090003" w:tentative="1">
+      <w:start w:val="1"/>
+      <w:numFmt w:val="bullet"/>
+      <w:lvlText w:val="o"/>
+      <w:lvlJc w:val="left"/>
+      <w:pPr>
+        <w:ind w:left="5760" w:hanging="360"/>
+      </w:pPr>
+      <w:rPr>
+        <w:rFonts w:ascii="Courier New" w:hAnsi="Courier New" w:cs="Courier New" w:hint="default"/>
+      </w:rPr>
+    </w:lvl>
+    <w:lvl w:ilvl="8" w:tplc="04090005" w:tentative="1">
+      <w:start w:val="1"/>
+      <w:numFmt w:val="bullet"/>
+      <w:lvlText w:val=""/>
+      <w:lvlJc w:val="left"/>
+      <w:pPr>
+        <w:ind w:left="6480" w:hanging="360"/>
+      </w:pPr>
+      <w:rPr>
+        <w:rFonts w:ascii="Wingdings" w:hAnsi="Wingdings" w:hint="default"/>
+      </w:rPr>
+    </w:lvl>
+  </w:abstractNum>
+  <w:num w:numId="1" w16cid:durableId="1368409053">
+    <w:abstractNumId w:val="1"/>
+  </w:num>
+  <w:num w:numId="2" w16cid:durableId="485978783">
+    <w:abstractNumId w:val="0"/>
+  </w:num>
+  <w:num w:numId="3" w16cid:durableId="2071297746">
+    <w:abstractNumId w:val="2"/>
+  </w:num>
+</w:numbering>
 </file>
 
 <file path=word/styles.xml><?xml version="1.0" encoding="utf-8"?>
@@ -684,7 +3796,6 @@
     <w:next w:val="Normal"/>
     <w:link w:val="Heading3Char"/>
     <w:uiPriority w:val="9"/>
-    <w:semiHidden/>
     <w:unhideWhenUsed/>
     <w:qFormat/>
     <w:rsid w:val="0014282A"/>
@@ -836,7 +3947,6 @@
   <w:style w:type="character" w:default="1" w:styleId="DefaultParagraphFont">
     <w:name w:val="Default Paragraph Font"/>
     <w:uiPriority w:val="1"/>
-    <w:semiHidden/>
     <w:unhideWhenUsed/>
   </w:style>
   <w:style w:type="table" w:default="1" w:styleId="TableNormal">
@@ -892,7 +4002,6 @@
     <w:basedOn w:val="DefaultParagraphFont"/>
     <w:link w:val="Heading3"/>
     <w:uiPriority w:val="9"/>
-    <w:semiHidden/>
     <w:rsid w:val="0014282A"/>
     <w:rPr>
       <w:rFonts w:eastAsiaTheme="majorEastAsia" w:cstheme="majorBidi"/>
